--- a/content/scripts/Reel-Scripts_2026-11-09_to_2026-11-15.docx
+++ b/content/scripts/Reel-Scripts_2026-11-09_to_2026-11-15.docx
@@ -20,7 +20,7 @@
           <w:sz w:val="22"/>
           <w:szCs w:val="22"/>
         </w:rPr>
-        <w:t xml:space="preserve">@ron_tamil · 7 reels · English drafts. Say them your way in Tamil/Thanglish.</w:t>
+        <w:t xml:space="preserve">@ron_tamil · 7 reels · v2 (7-beat structure) · English drafts. Say them your way in Tamil/Thanglish.</w:t>
       </w:r>
     </w:p>
     <w:p>
@@ -367,7 +367,7 @@
                 <w:sz w:val="20"/>
                 <w:szCs w:val="20"/>
               </w:rPr>
-              <w:t xml:space="preserve">~71 s</w:t>
+              <w:t xml:space="preserve">~68 s</w:t>
             </w:r>
           </w:p>
         </w:tc>
@@ -537,7 +537,7 @@
                 <w:sz w:val="20"/>
                 <w:szCs w:val="20"/>
               </w:rPr>
-              <w:t xml:space="preserve">~60 s</w:t>
+              <w:t xml:space="preserve">~58 s</w:t>
             </w:r>
           </w:p>
         </w:tc>
@@ -707,7 +707,7 @@
                 <w:sz w:val="20"/>
                 <w:szCs w:val="20"/>
               </w:rPr>
-              <w:t xml:space="preserve">~66 s</w:t>
+              <w:t xml:space="preserve">~61 s</w:t>
             </w:r>
           </w:p>
         </w:tc>
@@ -877,7 +877,7 @@
                 <w:sz w:val="20"/>
                 <w:szCs w:val="20"/>
               </w:rPr>
-              <w:t xml:space="preserve">~63 s</w:t>
+              <w:t xml:space="preserve">~62 s</w:t>
             </w:r>
           </w:p>
         </w:tc>
@@ -1047,7 +1047,7 @@
                 <w:sz w:val="20"/>
                 <w:szCs w:val="20"/>
               </w:rPr>
-              <w:t xml:space="preserve">~51 s</w:t>
+              <w:t xml:space="preserve">~53 s</w:t>
             </w:r>
           </w:p>
         </w:tc>
@@ -1217,7 +1217,7 @@
                 <w:sz w:val="20"/>
                 <w:szCs w:val="20"/>
               </w:rPr>
-              <w:t xml:space="preserve">~53 s</w:t>
+              <w:t xml:space="preserve">~50 s</w:t>
             </w:r>
           </w:p>
         </w:tc>
@@ -1387,7 +1387,7 @@
                 <w:sz w:val="20"/>
                 <w:szCs w:val="20"/>
               </w:rPr>
-              <w:t xml:space="preserve">~58 s</w:t>
+              <w:t xml:space="preserve">~53 s</w:t>
             </w:r>
           </w:p>
         </w:tc>
@@ -1427,7 +1427,7 @@
         <w:spacing w:before="300"/>
       </w:pPr>
       <w:r>
-        <w:t xml:space="preserve">How every script is built</w:t>
+        <w:t xml:space="preserve">The 7-beat structure (v2)</w:t>
       </w:r>
     </w:p>
     <w:p>
@@ -1446,14 +1446,14 @@
           <w:sz w:val="21"/>
           <w:szCs w:val="21"/>
         </w:rPr>
-        <w:t xml:space="preserve">Hook stack (0–5 s): </w:t>
+        <w:t xml:space="preserve">1 Hook (0–6 s): </w:t>
       </w:r>
       <w:r>
         <w:rPr>
           <w:sz w:val="21"/>
           <w:szCs w:val="21"/>
         </w:rPr>
-        <w:t xml:space="preserve">three short hooks over a rising sound effect, then a 2-second movie meme. The first seconds decide watch time, which Instagram treats as its top signal.</w:t>
+        <w:t xml:space="preserve">curiosity in the first 3 s (a number, a price, a known claim), then a pattern interrupt that says the opposite of what they expect. The rising SFX runs under the curiosity line and the movie meme lands on the turn.</w:t>
       </w:r>
     </w:p>
     <w:p>
@@ -1472,14 +1472,14 @@
           <w:sz w:val="21"/>
           <w:szCs w:val="21"/>
         </w:rPr>
-        <w:t xml:space="preserve">Authority (by ~12 s): </w:t>
+        <w:t xml:space="preserve">2 Value by 13 s: </w:t>
       </w:r>
       <w:r>
         <w:rPr>
           <w:sz w:val="21"/>
           <w:szCs w:val="21"/>
         </w:rPr>
-        <w:t xml:space="preserve">one line on your 8 years of training and that you read the research, so viewers trust what comes next.</w:t>
+        <w:t xml:space="preserve">one real fact with the research on screen, so the reel feels high-value early. The authority line is folded in here.</w:t>
       </w:r>
     </w:p>
     <w:p>
@@ -1498,14 +1498,14 @@
           <w:sz w:val="21"/>
           <w:szCs w:val="21"/>
         </w:rPr>
-        <w:t xml:space="preserve">Deny the obvious: </w:t>
+        <w:t xml:space="preserve">3 First problem: </w:t>
       </w:r>
       <w:r>
         <w:rPr>
           <w:sz w:val="21"/>
           <w:szCs w:val="21"/>
         </w:rPr>
-        <w:t xml:space="preserve">each script has a "So … ? No." turn, like your best-performing beginner reel, to keep people guessing.</w:t>
+        <w:t xml:space="preserve">even with that fact, they still can't act. This re-hooks them.</w:t>
       </w:r>
     </w:p>
     <w:p>
@@ -1524,14 +1524,14 @@
           <w:sz w:val="21"/>
           <w:szCs w:val="21"/>
         </w:rPr>
-        <w:t xml:space="preserve">Research on screen: </w:t>
+        <w:t xml:space="preserve">4 False relief: </w:t>
       </w:r>
       <w:r>
         <w:rPr>
           <w:sz w:val="21"/>
           <w:szCs w:val="21"/>
         </w:rPr>
-        <w:t xml:space="preserve">every study line has an [ON-SCREEN] citation. All numbers come from the checked source in the calendar.</w:t>
+        <w:t xml:space="preserve">half the fix: a small win, but not the full answer.</w:t>
       </w:r>
     </w:p>
     <w:p>
@@ -1550,14 +1550,14 @@
           <w:sz w:val="21"/>
           <w:szCs w:val="21"/>
         </w:rPr>
-        <w:t xml:space="preserve">Follow / save CTA: </w:t>
+        <w:t xml:space="preserve">5 Second, bigger problem: </w:t>
       </w:r>
       <w:r>
         <w:rPr>
           <w:sz w:val="21"/>
           <w:szCs w:val="21"/>
         </w:rPr>
-        <w:t xml:space="preserve">a reason to follow (series, weekly study breakdowns, myths busted) or to save (lists, numbers).</w:t>
+        <w:t xml:space="preserve">the loop re-opens, which keeps people watching.</w:t>
       </w:r>
     </w:p>
     <w:p>
@@ -1576,14 +1576,14 @@
           <w:sz w:val="21"/>
           <w:szCs w:val="21"/>
         </w:rPr>
-        <w:t xml:space="preserve">Share CTA with a reason (last 20–30 s): </w:t>
+        <w:t xml:space="preserve">6 Solution (~40–55 s): </w:t>
       </w:r>
       <w:r>
         <w:rPr>
           <w:sz w:val="21"/>
           <w:szCs w:val="21"/>
         </w:rPr>
-        <w:t xml:space="preserve">names who to send it to and why. Sends per reach is the signal that carries a reel to non-followers.</w:t>
+        <w:t xml:space="preserve">answers everything at once. Save prompts and link tests sit here.</w:t>
       </w:r>
     </w:p>
     <w:p>
@@ -1602,14 +1602,14 @@
           <w:sz w:val="21"/>
           <w:szCs w:val="21"/>
         </w:rPr>
-        <w:t xml:space="preserve">Link test: </w:t>
+        <w:t xml:space="preserve">7 Emotional CTA: </w:t>
       </w:r>
       <w:r>
         <w:rPr>
           <w:sz w:val="21"/>
           <w:szCs w:val="21"/>
         </w:rPr>
-        <w:t xml:space="preserve">teaching reels end with "Comment KEYWORD and I'll send you the doc". Reply by DM yourself or with an auto-DM tool; ask Claude to write the docs.</w:t>
+        <w:t xml:space="preserve">ends on hope, then a soft share ask that names who to send it to. Shares carry a reel to non-followers.</w:t>
       </w:r>
     </w:p>
     <w:p>
@@ -1628,14 +1628,66 @@
           <w:sz w:val="21"/>
           <w:szCs w:val="21"/>
         </w:rPr>
-        <w:t xml:space="preserve">Reading the scripts: </w:t>
+        <w:t xml:space="preserve">What changed from v1: </w:t>
       </w:r>
       <w:r>
         <w:rPr>
           <w:sz w:val="21"/>
           <w:szCs w:val="21"/>
         </w:rPr>
-        <w:t xml:space="preserve">plain text is spoken; [grey italics] are directions for the edit. Lines starting CHECK must be confirmed before filming.</w:t>
+        <w:t xml:space="preserve">value now lands by 13 s (v1 often reached it at 14–20 s, after a separate authority line); every script now has two problems and a false relief instead of answering the myth straight away; endings lead with hope instead of a hard ask. Facts and sources are unchanged.</w:t>
+      </w:r>
+    </w:p>
+    <w:p>
+      <w:pPr>
+        <w:pStyle w:val="ListParagraph"/>
+        <w:numPr>
+          <w:ilvl w:val="0"/>
+          <w:numId w:val="2"/>
+        </w:numPr>
+        <w:spacing w:after="60"/>
+      </w:pPr>
+      <w:r>
+        <w:rPr>
+          <w:b/>
+          <w:bCs/>
+          <w:sz w:val="21"/>
+          <w:szCs w:val="21"/>
+        </w:rPr>
+        <w:t xml:space="preserve">Link test: </w:t>
+      </w:r>
+      <w:r>
+        <w:rPr>
+          <w:sz w:val="21"/>
+          <w:szCs w:val="21"/>
+        </w:rPr>
+        <w:t xml:space="preserve">teaching reels include "Comment KEYWORD and I'll send you the doc" in the solution beat. Ask Claude to write the docs.</w:t>
+      </w:r>
+    </w:p>
+    <w:p>
+      <w:pPr>
+        <w:pStyle w:val="ListParagraph"/>
+        <w:numPr>
+          <w:ilvl w:val="0"/>
+          <w:numId w:val="2"/>
+        </w:numPr>
+        <w:spacing w:after="60"/>
+      </w:pPr>
+      <w:r>
+        <w:rPr>
+          <w:b/>
+          <w:bCs/>
+          <w:sz w:val="21"/>
+          <w:szCs w:val="21"/>
+        </w:rPr>
+        <w:t xml:space="preserve">Reading the scripts: </w:t>
+      </w:r>
+      <w:r>
+        <w:rPr>
+          <w:sz w:val="21"/>
+          <w:szCs w:val="21"/>
+        </w:rPr>
+        <w:t xml:space="preserve">plain text is spoken; [grey italics] are edit directions. Lines starting CHECK must be confirmed before filming. Timings are targets; keep every reel under 90 s in Tamil.</w:t>
       </w:r>
     </w:p>
     <w:p>
@@ -1849,7 +1901,7 @@
                 <w:sz w:val="20"/>
                 <w:szCs w:val="20"/>
               </w:rPr>
-              <w:t xml:space="preserve">~71 s spoken in English (177 words). Keep the Tamil delivery under 90 s.</w:t>
+              <w:t xml:space="preserve">~68 s spoken in English (168 words). Keep the Tamil delivery under 90 s.</w:t>
             </w:r>
           </w:p>
         </w:tc>
@@ -1915,7 +1967,7 @@
               </w:rPr>
               <w:t xml:space="preserve">  </w:t>
             </w:r>
-            <w:hyperlink w:history="1" r:id="rIdf0yp6hgk1lqlzmf46lph5">
+            <w:hyperlink w:history="1" r:id="rIddqbfbgywt8pksgbc2ht_n">
               <w:r>
                 <w:rPr>
                   <w:rStyle w:val="Hyperlink"/>
@@ -1933,7 +1985,7 @@
               </w:rPr>
               <w:t xml:space="preserve">   Also: </w:t>
             </w:r>
-            <w:hyperlink w:history="1" r:id="rIdfla37y46o2aw5bqj9ylvb">
+            <w:hyperlink w:history="1" r:id="rIdwaxrrapgjm6xdygn9ebja">
               <w:r>
                 <w:rPr>
                   <w:rStyle w:val="Hyperlink"/>
@@ -2007,7 +2059,7 @@
                 <w:sz w:val="20"/>
                 <w:szCs w:val="20"/>
               </w:rPr>
-              <w:t xml:space="preserve">Protein tub checklist: pure whey vs 'herbal' blends, how to look for third-party test reports, red flags on price, and a food-first list.</w:t>
+              <w:t xml:space="preserve">Protein tub checklist: pure whey vs herbal blends, how to find third-party test reports, price red flags, and a food-first list.</w:t>
             </w:r>
           </w:p>
         </w:tc>
@@ -2018,7 +2070,7 @@
         <w:pBdr>
           <w:bottom w:val="single" w:color="FFE11A" w:sz="6" w:space="1"/>
         </w:pBdr>
-        <w:spacing w:after="80" w:before="200"/>
+        <w:spacing w:after="40" w:before="110"/>
       </w:pPr>
       <w:r>
         <w:rPr>
@@ -2028,16 +2080,16 @@
           <w:sz w:val="20"/>
           <w:szCs w:val="20"/>
         </w:rPr>
-        <w:t xml:space="preserve">0–5s  </w:t>
-      </w:r>
-      <w:r>
-        <w:rPr>
-          <w:b/>
-          <w:bCs/>
-          <w:sz w:val="22"/>
-          <w:szCs w:val="22"/>
-        </w:rPr>
-        <w:t xml:space="preserve">HOOK STACK</w:t>
+        <w:t xml:space="preserve">0–3s  </w:t>
+      </w:r>
+      <w:r>
+        <w:rPr>
+          <w:b/>
+          <w:bCs/>
+          <w:sz w:val="22"/>
+          <w:szCs w:val="22"/>
+        </w:rPr>
+        <w:t xml:space="preserve">1 · HOOK: CURIOSITY</w:t>
       </w:r>
       <w:r>
         <w:rPr>
@@ -2052,7 +2104,7 @@
     </w:p>
     <w:p>
       <w:pPr>
-        <w:spacing w:after="80"/>
+        <w:spacing w:after="40"/>
         <w:ind w:left="240"/>
       </w:pPr>
       <w:r>
@@ -2060,49 +2112,23 @@
           <w:i/>
           <w:iCs/>
           <w:color w:val="6B6B6B"/>
-          <w:sz w:val="19"/>
-          <w:szCs w:val="19"/>
-        </w:rPr>
-        <w:t xml:space="preserve">[Rising SFX. Hold your own tub to camera, label blurred (no brand names).]</w:t>
-      </w:r>
-    </w:p>
-    <w:p>
-      <w:pPr>
-        <w:spacing w:after="80"/>
-        <w:ind w:left="240"/>
-      </w:pPr>
-      <w:r>
-        <w:rPr>
-          <w:sz w:val="24"/>
-          <w:szCs w:val="24"/>
-        </w:rPr>
-        <w:t xml:space="preserve">Almost 70% of protein supplements tested didn't match their label.</w:t>
-      </w:r>
-    </w:p>
-    <w:p>
-      <w:pPr>
-        <w:spacing w:after="80"/>
-        <w:ind w:left="240"/>
-      </w:pPr>
-      <w:r>
-        <w:rPr>
-          <w:sz w:val="24"/>
-          <w:szCs w:val="24"/>
-        </w:rPr>
-        <w:t xml:space="preserve">Some had fungal toxins.</w:t>
-      </w:r>
-    </w:p>
-    <w:p>
-      <w:pPr>
-        <w:spacing w:after="80"/>
-        <w:ind w:left="240"/>
-      </w:pPr>
-      <w:r>
-        <w:rPr>
-          <w:sz w:val="24"/>
-          <w:szCs w:val="24"/>
-        </w:rPr>
-        <w:t xml:space="preserve">Is your tub one of them?</w:t>
+          <w:sz w:val="18"/>
+          <w:szCs w:val="18"/>
+        </w:rPr>
+        <w:t xml:space="preserve">[Rising SFX starts under the first word.]</w:t>
+      </w:r>
+    </w:p>
+    <w:p>
+      <w:pPr>
+        <w:spacing w:after="40"/>
+        <w:ind w:left="240"/>
+      </w:pPr>
+      <w:r>
+        <w:rPr>
+          <w:sz w:val="22"/>
+          <w:szCs w:val="22"/>
+        </w:rPr>
+        <w:t xml:space="preserve">Almost 70% of protein supplements tested in India had less protein than the label said.</w:t>
       </w:r>
     </w:p>
     <w:p>
@@ -2110,7 +2136,7 @@
         <w:pBdr>
           <w:bottom w:val="single" w:color="FFE11A" w:sz="6" w:space="1"/>
         </w:pBdr>
-        <w:spacing w:after="80" w:before="200"/>
+        <w:spacing w:after="40" w:before="110"/>
       </w:pPr>
       <w:r>
         <w:rPr>
@@ -2120,16 +2146,16 @@
           <w:sz w:val="20"/>
           <w:szCs w:val="20"/>
         </w:rPr>
-        <w:t xml:space="preserve">5–7s  </w:t>
-      </w:r>
-      <w:r>
-        <w:rPr>
-          <w:b/>
-          <w:bCs/>
-          <w:sz w:val="22"/>
-          <w:szCs w:val="22"/>
-        </w:rPr>
-        <w:t xml:space="preserve">MEME</w:t>
+        <w:t xml:space="preserve">3–6s  </w:t>
+      </w:r>
+      <w:r>
+        <w:rPr>
+          <w:b/>
+          <w:bCs/>
+          <w:sz w:val="22"/>
+          <w:szCs w:val="22"/>
+        </w:rPr>
+        <w:t xml:space="preserve">1 · HOOK: PATTERN INTERRUPT</w:t>
       </w:r>
       <w:r>
         <w:rPr>
@@ -2144,7 +2170,20 @@
     </w:p>
     <w:p>
       <w:pPr>
-        <w:spacing w:after="80"/>
+        <w:spacing w:after="40"/>
+        <w:ind w:left="240"/>
+      </w:pPr>
+      <w:r>
+        <w:rPr>
+          <w:sz w:val="22"/>
+          <w:szCs w:val="22"/>
+        </w:rPr>
+        <w:t xml:space="preserve">And no, the 'medical' brand from the pharmacy isn't automatically safer.</w:t>
+      </w:r>
+    </w:p>
+    <w:p>
+      <w:pPr>
+        <w:spacing w:after="40"/>
         <w:ind w:left="240"/>
       </w:pPr>
       <w:r>
@@ -2152,10 +2191,10 @@
           <w:i/>
           <w:iCs/>
           <w:color w:val="6B6B6B"/>
-          <w:sz w:val="19"/>
-          <w:szCs w:val="19"/>
-        </w:rPr>
-        <w:t xml:space="preserve">[MEME: betrayed / shocked reaction.]</w:t>
+          <w:sz w:val="18"/>
+          <w:szCs w:val="18"/>
+        </w:rPr>
+        <w:t xml:space="preserve">[MEME lands on the turn: a betrayed / shocked reaction]</w:t>
       </w:r>
     </w:p>
     <w:p>
@@ -2163,7 +2202,7 @@
         <w:pBdr>
           <w:bottom w:val="single" w:color="FFE11A" w:sz="6" w:space="1"/>
         </w:pBdr>
-        <w:spacing w:after="80" w:before="200"/>
+        <w:spacing w:after="40" w:before="110"/>
       </w:pPr>
       <w:r>
         <w:rPr>
@@ -2173,16 +2212,16 @@
           <w:sz w:val="20"/>
           <w:szCs w:val="20"/>
         </w:rPr>
-        <w:t xml:space="preserve">7–12s  </w:t>
-      </w:r>
-      <w:r>
-        <w:rPr>
-          <w:b/>
-          <w:bCs/>
-          <w:sz w:val="22"/>
-          <w:szCs w:val="22"/>
-        </w:rPr>
-        <w:t xml:space="preserve">AUTHORITY</w:t>
+        <w:t xml:space="preserve">6–13s  </w:t>
+      </w:r>
+      <w:r>
+        <w:rPr>
+          <w:b/>
+          <w:bCs/>
+          <w:sz w:val="22"/>
+          <w:szCs w:val="22"/>
+        </w:rPr>
+        <w:t xml:space="preserve">2 · VALUE (real info by 13 s)</w:t>
       </w:r>
       <w:r>
         <w:rPr>
@@ -2197,15 +2236,47 @@
     </w:p>
     <w:p>
       <w:pPr>
-        <w:spacing w:after="80"/>
-        <w:ind w:left="240"/>
-      </w:pPr>
-      <w:r>
-        <w:rPr>
-          <w:sz w:val="24"/>
-          <w:szCs w:val="24"/>
-        </w:rPr>
-        <w:t xml:space="preserve">Eight years in the gym, so I read this study properly. Not just the headlines.</w:t>
+        <w:spacing w:after="40"/>
+        <w:ind w:left="240"/>
+      </w:pPr>
+      <w:r>
+        <w:rPr>
+          <w:i/>
+          <w:iCs/>
+          <w:color w:val="6B6B6B"/>
+          <w:sz w:val="18"/>
+          <w:szCs w:val="18"/>
+        </w:rPr>
+        <w:t xml:space="preserve">[Hold your own tub to camera, label blurred. No brand names anywhere.]</w:t>
+      </w:r>
+    </w:p>
+    <w:p>
+      <w:pPr>
+        <w:spacing w:after="40"/>
+        <w:ind w:left="240"/>
+      </w:pPr>
+      <w:r>
+        <w:rPr>
+          <w:sz w:val="22"/>
+          <w:szCs w:val="22"/>
+        </w:rPr>
+        <w:t xml:space="preserve">The Citizens Protein Project tested 36 products. 25 under-delivered on protein. About 14% had fungal toxins, mostly herbal and plant blends.</w:t>
+      </w:r>
+    </w:p>
+    <w:p>
+      <w:pPr>
+        <w:spacing w:after="40"/>
+        <w:ind w:left="240"/>
+      </w:pPr>
+      <w:r>
+        <w:rPr>
+          <w:i/>
+          <w:iCs/>
+          <w:color w:val="6B6B6B"/>
+          <w:sz w:val="18"/>
+          <w:szCs w:val="18"/>
+        </w:rPr>
+        <w:t xml:space="preserve">[ON-SCREEN: Philips et al., Medicine 2024]</w:t>
       </w:r>
     </w:p>
     <w:p>
@@ -2213,7 +2284,7 @@
         <w:pBdr>
           <w:bottom w:val="single" w:color="FFE11A" w:sz="6" w:space="1"/>
         </w:pBdr>
-        <w:spacing w:after="80" w:before="200"/>
+        <w:spacing w:after="40" w:before="110"/>
       </w:pPr>
       <w:r>
         <w:rPr>
@@ -2223,126 +2294,29 @@
           <w:sz w:val="20"/>
           <w:szCs w:val="20"/>
         </w:rPr>
-        <w:t xml:space="preserve">12–55s  </w:t>
-      </w:r>
-      <w:r>
-        <w:rPr>
-          <w:b/>
-          <w:bCs/>
-          <w:sz w:val="22"/>
-          <w:szCs w:val="22"/>
-        </w:rPr>
-        <w:t xml:space="preserve">THE REPORT</w:t>
-      </w:r>
-    </w:p>
-    <w:p>
-      <w:pPr>
-        <w:spacing w:after="80"/>
-        <w:ind w:left="240"/>
-      </w:pPr>
-      <w:r>
-        <w:rPr>
-          <w:sz w:val="24"/>
-          <w:szCs w:val="24"/>
-        </w:rPr>
-        <w:t xml:space="preserve">The Citizens Protein Project tested 36 protein supplements sold in India. 25 of them, about 69%, had less protein than the label claimed.</w:t>
-      </w:r>
-    </w:p>
-    <w:p>
-      <w:pPr>
-        <w:spacing w:after="80"/>
-        <w:ind w:left="240"/>
-      </w:pPr>
-      <w:r>
-        <w:rPr>
-          <w:sz w:val="24"/>
-          <w:szCs w:val="24"/>
-        </w:rPr>
-        <w:t xml:space="preserve">About 14% had aflatoxins, mostly in plant-based and herbal blends.</w:t>
-      </w:r>
-    </w:p>
-    <w:p>
-      <w:pPr>
-        <w:spacing w:after="80"/>
-        <w:ind w:left="240"/>
-      </w:pPr>
-      <w:r>
-        <w:rPr>
-          <w:i/>
-          <w:iCs/>
-          <w:color w:val="6B6B6B"/>
-          <w:sz w:val="19"/>
-          <w:szCs w:val="19"/>
-        </w:rPr>
-        <w:t xml:space="preserve">[ON-SCREEN: Philips et al., Medicine 2024 (no brand names on screen)]</w:t>
-      </w:r>
-    </w:p>
-    <w:p>
-      <w:pPr>
-        <w:spacing w:after="80"/>
-        <w:ind w:left="240"/>
-      </w:pPr>
-      <w:r>
-        <w:rPr>
-          <w:sz w:val="24"/>
-          <w:szCs w:val="24"/>
-        </w:rPr>
-        <w:t xml:space="preserve">So throw away all whey? No.</w:t>
-      </w:r>
-    </w:p>
-    <w:p>
-      <w:pPr>
-        <w:spacing w:after="80"/>
-        <w:ind w:left="240"/>
-      </w:pPr>
-      <w:r>
-        <w:rPr>
-          <w:sz w:val="24"/>
-          <w:szCs w:val="24"/>
-        </w:rPr>
-        <w:t xml:space="preserve">A 2025 follow-up tested 34 whey powders, and the 'medical' style powders did worse than many gym brands. So it's about choosing, not quitting.</w:t>
-      </w:r>
-    </w:p>
-    <w:p>
-      <w:pPr>
-        <w:spacing w:after="80"/>
-        <w:ind w:left="240"/>
-      </w:pPr>
-      <w:r>
-        <w:rPr>
-          <w:i/>
-          <w:iCs/>
-          <w:color w:val="6B6B6B"/>
-          <w:sz w:val="19"/>
-          <w:szCs w:val="19"/>
-        </w:rPr>
-        <w:t xml:space="preserve">[ON-SCREEN: Citizens Protein Project 2, Medicine 2025]</w:t>
-      </w:r>
-    </w:p>
-    <w:p>
-      <w:pPr>
-        <w:spacing w:after="80"/>
-        <w:ind w:left="240"/>
-      </w:pPr>
-      <w:r>
-        <w:rPr>
-          <w:sz w:val="24"/>
-          <w:szCs w:val="24"/>
-        </w:rPr>
-        <w:t xml:space="preserve">How to choose: pure whey over herbal blends. Look for third-party test reports. And if the price looks too good, it is.</w:t>
-      </w:r>
-    </w:p>
-    <w:p>
-      <w:pPr>
-        <w:spacing w:after="80"/>
-        <w:ind w:left="240"/>
-      </w:pPr>
-      <w:r>
-        <w:rPr>
-          <w:sz w:val="24"/>
-          <w:szCs w:val="24"/>
-        </w:rPr>
-        <w:t xml:space="preserve">And ICMR's 2024 guidelines push food first: dal, curd, eggs, paneer, chicken, fish.</w:t>
+        <w:t xml:space="preserve">13–22s  </w:t>
+      </w:r>
+      <w:r>
+        <w:rPr>
+          <w:b/>
+          <w:bCs/>
+          <w:sz w:val="22"/>
+          <w:szCs w:val="22"/>
+        </w:rPr>
+        <w:t xml:space="preserve">3 · FIRST PROBLEM</w:t>
+      </w:r>
+    </w:p>
+    <w:p>
+      <w:pPr>
+        <w:spacing w:after="40"/>
+        <w:ind w:left="240"/>
+      </w:pPr>
+      <w:r>
+        <w:rPr>
+          <w:sz w:val="22"/>
+          <w:szCs w:val="22"/>
+        </w:rPr>
+        <w:t xml:space="preserve">Problem: you can't test your tub at home.</w:t>
       </w:r>
     </w:p>
     <w:p>
@@ -2350,7 +2324,7 @@
         <w:pBdr>
           <w:bottom w:val="single" w:color="FFE11A" w:sz="6" w:space="1"/>
         </w:pBdr>
-        <w:spacing w:after="80" w:before="200"/>
+        <w:spacing w:after="40" w:before="110"/>
       </w:pPr>
       <w:r>
         <w:rPr>
@@ -2360,29 +2334,45 @@
           <w:sz w:val="20"/>
           <w:szCs w:val="20"/>
         </w:rPr>
-        <w:t xml:space="preserve">55–60s  </w:t>
-      </w:r>
-      <w:r>
-        <w:rPr>
-          <w:b/>
-          <w:bCs/>
-          <w:sz w:val="22"/>
-          <w:szCs w:val="22"/>
-        </w:rPr>
-        <w:t xml:space="preserve">LINK</w:t>
-      </w:r>
-    </w:p>
-    <w:p>
-      <w:pPr>
-        <w:spacing w:after="80"/>
-        <w:ind w:left="240"/>
-      </w:pPr>
-      <w:r>
-        <w:rPr>
-          <w:sz w:val="24"/>
-          <w:szCs w:val="24"/>
-        </w:rPr>
-        <w:t xml:space="preserve">Comment PROTEIN and I'll send you my checklist to check your tub.</w:t>
+        <w:t xml:space="preserve">22–30s  </w:t>
+      </w:r>
+      <w:r>
+        <w:rPr>
+          <w:b/>
+          <w:bCs/>
+          <w:sz w:val="22"/>
+          <w:szCs w:val="22"/>
+        </w:rPr>
+        <w:t xml:space="preserve">4 · FALSE RELIEF (half the fix)</w:t>
+      </w:r>
+    </w:p>
+    <w:p>
+      <w:pPr>
+        <w:spacing w:after="40"/>
+        <w:ind w:left="240"/>
+      </w:pPr>
+      <w:r>
+        <w:rPr>
+          <w:sz w:val="22"/>
+          <w:szCs w:val="22"/>
+        </w:rPr>
+        <w:t xml:space="preserve">So pick a brand you trust? Half true. A 2025 follow-up tested 34 whey powders, and the 'medical' style ones did worse than many gym brands.</w:t>
+      </w:r>
+    </w:p>
+    <w:p>
+      <w:pPr>
+        <w:spacing w:after="40"/>
+        <w:ind w:left="240"/>
+      </w:pPr>
+      <w:r>
+        <w:rPr>
+          <w:i/>
+          <w:iCs/>
+          <w:color w:val="6B6B6B"/>
+          <w:sz w:val="18"/>
+          <w:szCs w:val="18"/>
+        </w:rPr>
+        <w:t xml:space="preserve">[ON-SCREEN: Citizens Protein Project 2, Medicine 2025]</w:t>
       </w:r>
     </w:p>
     <w:p>
@@ -2390,7 +2380,7 @@
         <w:pBdr>
           <w:bottom w:val="single" w:color="FFE11A" w:sz="6" w:space="1"/>
         </w:pBdr>
-        <w:spacing w:after="80" w:before="200"/>
+        <w:spacing w:after="40" w:before="110"/>
       </w:pPr>
       <w:r>
         <w:rPr>
@@ -2400,16 +2390,122 @@
           <w:sz w:val="20"/>
           <w:szCs w:val="20"/>
         </w:rPr>
-        <w:t xml:space="preserve">60–78s  </w:t>
-      </w:r>
-      <w:r>
-        <w:rPr>
-          <w:b/>
-          <w:bCs/>
-          <w:sz w:val="22"/>
-          <w:szCs w:val="22"/>
-        </w:rPr>
-        <w:t xml:space="preserve">CLOSE + SHARE</w:t>
+        <w:t xml:space="preserve">30–40s  </w:t>
+      </w:r>
+      <w:r>
+        <w:rPr>
+          <w:b/>
+          <w:bCs/>
+          <w:sz w:val="22"/>
+          <w:szCs w:val="22"/>
+        </w:rPr>
+        <w:t xml:space="preserve">5 · SECOND, BIGGER PROBLEM</w:t>
+      </w:r>
+    </w:p>
+    <w:p>
+      <w:pPr>
+        <w:spacing w:after="40"/>
+        <w:ind w:left="240"/>
+      </w:pPr>
+      <w:r>
+        <w:rPr>
+          <w:sz w:val="22"/>
+          <w:szCs w:val="22"/>
+        </w:rPr>
+        <w:t xml:space="preserve">The bigger problem: even a good whey can't fix meals that have almost no protein in them.</w:t>
+      </w:r>
+    </w:p>
+    <w:p>
+      <w:pPr>
+        <w:pBdr>
+          <w:bottom w:val="single" w:color="FFE11A" w:sz="6" w:space="1"/>
+        </w:pBdr>
+        <w:spacing w:after="40" w:before="110"/>
+      </w:pPr>
+      <w:r>
+        <w:rPr>
+          <w:b/>
+          <w:bCs/>
+          <w:color w:val="6B6B6B"/>
+          <w:sz w:val="20"/>
+          <w:szCs w:val="20"/>
+        </w:rPr>
+        <w:t xml:space="preserve">40–55s  </w:t>
+      </w:r>
+      <w:r>
+        <w:rPr>
+          <w:b/>
+          <w:bCs/>
+          <w:sz w:val="22"/>
+          <w:szCs w:val="22"/>
+        </w:rPr>
+        <w:t xml:space="preserve">6 · SOLUTION (close every loop)</w:t>
+      </w:r>
+    </w:p>
+    <w:p>
+      <w:pPr>
+        <w:spacing w:after="40"/>
+        <w:ind w:left="240"/>
+      </w:pPr>
+      <w:r>
+        <w:rPr>
+          <w:sz w:val="22"/>
+          <w:szCs w:val="22"/>
+        </w:rPr>
+        <w:t xml:space="preserve">So: food first, like ICMR's 2024 guidelines say. Dal, curd, eggs, paneer, chicken, fish.</w:t>
+      </w:r>
+    </w:p>
+    <w:p>
+      <w:pPr>
+        <w:spacing w:after="40"/>
+        <w:ind w:left="240"/>
+      </w:pPr>
+      <w:r>
+        <w:rPr>
+          <w:sz w:val="22"/>
+          <w:szCs w:val="22"/>
+        </w:rPr>
+        <w:t xml:space="preserve">If you use powder: pure whey over herbal blends, look for third-party test reports, and skip prices that look too good.</w:t>
+      </w:r>
+    </w:p>
+    <w:p>
+      <w:pPr>
+        <w:spacing w:after="40"/>
+        <w:ind w:left="240"/>
+      </w:pPr>
+      <w:r>
+        <w:rPr>
+          <w:sz w:val="22"/>
+          <w:szCs w:val="22"/>
+        </w:rPr>
+        <w:t xml:space="preserve">Comment PROTEIN and I'll send you my checklist.</w:t>
+      </w:r>
+    </w:p>
+    <w:p>
+      <w:pPr>
+        <w:pBdr>
+          <w:bottom w:val="single" w:color="FFE11A" w:sz="6" w:space="1"/>
+        </w:pBdr>
+        <w:spacing w:after="40" w:before="110"/>
+      </w:pPr>
+      <w:r>
+        <w:rPr>
+          <w:b/>
+          <w:bCs/>
+          <w:color w:val="6B6B6B"/>
+          <w:sz w:val="20"/>
+          <w:szCs w:val="20"/>
+        </w:rPr>
+        <w:t xml:space="preserve">55–72s  </w:t>
+      </w:r>
+      <w:r>
+        <w:rPr>
+          <w:b/>
+          <w:bCs/>
+          <w:sz w:val="22"/>
+          <w:szCs w:val="22"/>
+        </w:rPr>
+        <w:t xml:space="preserve">7 · EMOTIONAL CTA (end on hope)</w:t>
       </w:r>
       <w:r>
         <w:rPr>
@@ -2424,28 +2520,28 @@
     </w:p>
     <w:p>
       <w:pPr>
-        <w:spacing w:after="80"/>
-        <w:ind w:left="240"/>
-      </w:pPr>
-      <w:r>
-        <w:rPr>
-          <w:sz w:val="24"/>
-          <w:szCs w:val="24"/>
-        </w:rPr>
-        <w:t xml:space="preserve">Follow me. I read the reports so your money and your liver stay safe.</w:t>
-      </w:r>
-    </w:p>
-    <w:p>
-      <w:pPr>
-        <w:spacing w:after="80"/>
-        <w:ind w:left="240"/>
-      </w:pPr>
-      <w:r>
-        <w:rPr>
-          <w:sz w:val="24"/>
-          <w:szCs w:val="24"/>
-        </w:rPr>
-        <w:t xml:space="preserve">Share this with the friend who buys the cheapest tub online. It could save them more than money.</w:t>
+        <w:spacing w:after="40"/>
+        <w:ind w:left="240"/>
+      </w:pPr>
+      <w:r>
+        <w:rPr>
+          <w:sz w:val="22"/>
+          <w:szCs w:val="22"/>
+        </w:rPr>
+        <w:t xml:space="preserve">You deserve to know what goes into your body.</w:t>
+      </w:r>
+    </w:p>
+    <w:p>
+      <w:pPr>
+        <w:spacing w:after="40"/>
+        <w:ind w:left="240"/>
+      </w:pPr>
+      <w:r>
+        <w:rPr>
+          <w:sz w:val="22"/>
+          <w:szCs w:val="22"/>
+        </w:rPr>
+        <w:t xml:space="preserve">Send this to the friend who buys the cheapest tub online. It could protect more than their money.</w:t>
       </w:r>
     </w:p>
     <w:p>
@@ -2659,7 +2755,7 @@
                 <w:sz w:val="20"/>
                 <w:szCs w:val="20"/>
               </w:rPr>
-              <w:t xml:space="preserve">~60 s spoken in English (148 words). Keep the Tamil delivery under 90 s.</w:t>
+              <w:t xml:space="preserve">~58 s spoken in English (144 words). Keep the Tamil delivery under 90 s.</w:t>
             </w:r>
           </w:p>
         </w:tc>
@@ -2725,7 +2821,7 @@
               </w:rPr>
               <w:t xml:space="preserve">  </w:t>
             </w:r>
-            <w:hyperlink w:history="1" r:id="rIdukklalvoktpmpvvb05ii-">
+            <w:hyperlink w:history="1" r:id="rIdjnvr9t75yvderz4wgf3ee">
               <w:r>
                 <w:rPr>
                   <w:rStyle w:val="Hyperlink"/>
@@ -2743,7 +2839,7 @@
               </w:rPr>
               <w:t xml:space="preserve">   Also: </w:t>
             </w:r>
-            <w:hyperlink w:history="1" r:id="rId0tpqg5_5s0hqq1khp2bky">
+            <w:hyperlink w:history="1" r:id="rIdpjqjseqesnfhah84zeycy">
               <w:r>
                 <w:rPr>
                   <w:rStyle w:val="Hyperlink"/>
@@ -2762,7 +2858,7 @@
         <w:pBdr>
           <w:bottom w:val="single" w:color="FFE11A" w:sz="6" w:space="1"/>
         </w:pBdr>
-        <w:spacing w:after="80" w:before="200"/>
+        <w:spacing w:after="40" w:before="110"/>
       </w:pPr>
       <w:r>
         <w:rPr>
@@ -2772,16 +2868,16 @@
           <w:sz w:val="20"/>
           <w:szCs w:val="20"/>
         </w:rPr>
-        <w:t xml:space="preserve">0–5s  </w:t>
-      </w:r>
-      <w:r>
-        <w:rPr>
-          <w:b/>
-          <w:bCs/>
-          <w:sz w:val="22"/>
-          <w:szCs w:val="22"/>
-        </w:rPr>
-        <w:t xml:space="preserve">HOOK STACK</w:t>
+        <w:t xml:space="preserve">0–3s  </w:t>
+      </w:r>
+      <w:r>
+        <w:rPr>
+          <w:b/>
+          <w:bCs/>
+          <w:sz w:val="22"/>
+          <w:szCs w:val="22"/>
+        </w:rPr>
+        <w:t xml:space="preserve">1 · HOOK: CURIOSITY</w:t>
       </w:r>
       <w:r>
         <w:rPr>
@@ -2796,7 +2892,7 @@
     </w:p>
     <w:p>
       <w:pPr>
-        <w:spacing w:after="80"/>
+        <w:spacing w:after="40"/>
         <w:ind w:left="240"/>
       </w:pPr>
       <w:r>
@@ -2804,49 +2900,23 @@
           <w:i/>
           <w:iCs/>
           <w:color w:val="6B6B6B"/>
-          <w:sz w:val="19"/>
-          <w:szCs w:val="19"/>
-        </w:rPr>
-        <w:t xml:space="preserve">[Rising SFX.]</w:t>
-      </w:r>
-    </w:p>
-    <w:p>
-      <w:pPr>
-        <w:spacing w:after="80"/>
-        <w:ind w:left="240"/>
-      </w:pPr>
-      <w:r>
-        <w:rPr>
-          <w:sz w:val="24"/>
-          <w:szCs w:val="24"/>
-        </w:rPr>
-        <w:t xml:space="preserve">Machines are for weak people.</w:t>
-      </w:r>
-    </w:p>
-    <w:p>
-      <w:pPr>
-        <w:spacing w:after="80"/>
-        <w:ind w:left="240"/>
-      </w:pPr>
-      <w:r>
-        <w:rPr>
-          <w:sz w:val="24"/>
-          <w:szCs w:val="24"/>
-        </w:rPr>
-        <w:t xml:space="preserve">Real lifters only use barbells.</w:t>
-      </w:r>
-    </w:p>
-    <w:p>
-      <w:pPr>
-        <w:spacing w:after="80"/>
-        <w:ind w:left="240"/>
-      </w:pPr>
-      <w:r>
-        <w:rPr>
-          <w:sz w:val="24"/>
-          <w:szCs w:val="24"/>
-        </w:rPr>
-        <w:t xml:space="preserve">A meta-analysis just ended this argument.</w:t>
+          <w:sz w:val="18"/>
+          <w:szCs w:val="18"/>
+        </w:rPr>
+        <w:t xml:space="preserve">[Rising SFX starts under the first word.]</w:t>
+      </w:r>
+    </w:p>
+    <w:p>
+      <w:pPr>
+        <w:spacing w:after="40"/>
+        <w:ind w:left="240"/>
+      </w:pPr>
+      <w:r>
+        <w:rPr>
+          <w:sz w:val="22"/>
+          <w:szCs w:val="22"/>
+        </w:rPr>
+        <w:t xml:space="preserve">Real lifters don't use machines.</w:t>
       </w:r>
     </w:p>
     <w:p>
@@ -2854,7 +2924,7 @@
         <w:pBdr>
           <w:bottom w:val="single" w:color="FFE11A" w:sz="6" w:space="1"/>
         </w:pBdr>
-        <w:spacing w:after="80" w:before="200"/>
+        <w:spacing w:after="40" w:before="110"/>
       </w:pPr>
       <w:r>
         <w:rPr>
@@ -2864,16 +2934,16 @@
           <w:sz w:val="20"/>
           <w:szCs w:val="20"/>
         </w:rPr>
-        <w:t xml:space="preserve">5–7s  </w:t>
-      </w:r>
-      <w:r>
-        <w:rPr>
-          <w:b/>
-          <w:bCs/>
-          <w:sz w:val="22"/>
-          <w:szCs w:val="22"/>
-        </w:rPr>
-        <w:t xml:space="preserve">MEME</w:t>
+        <w:t xml:space="preserve">3–6s  </w:t>
+      </w:r>
+      <w:r>
+        <w:rPr>
+          <w:b/>
+          <w:bCs/>
+          <w:sz w:val="22"/>
+          <w:szCs w:val="22"/>
+        </w:rPr>
+        <w:t xml:space="preserve">1 · HOOK: PATTERN INTERRUPT</w:t>
       </w:r>
       <w:r>
         <w:rPr>
@@ -2888,7 +2958,20 @@
     </w:p>
     <w:p>
       <w:pPr>
-        <w:spacing w:after="80"/>
+        <w:spacing w:after="40"/>
+        <w:ind w:left="240"/>
+      </w:pPr>
+      <w:r>
+        <w:rPr>
+          <w:sz w:val="22"/>
+          <w:szCs w:val="22"/>
+        </w:rPr>
+        <w:t xml:space="preserve">A meta-analysis of over 1,000 people says that's wrong.</w:t>
+      </w:r>
+    </w:p>
+    <w:p>
+      <w:pPr>
+        <w:spacing w:after="40"/>
         <w:ind w:left="240"/>
       </w:pPr>
       <w:r>
@@ -2896,10 +2979,10 @@
           <w:i/>
           <w:iCs/>
           <w:color w:val="6B6B6B"/>
-          <w:sz w:val="19"/>
-          <w:szCs w:val="19"/>
-        </w:rPr>
-        <w:t xml:space="preserve">[MEME: ego showdown / face-off scene.]</w:t>
+          <w:sz w:val="18"/>
+          <w:szCs w:val="18"/>
+        </w:rPr>
+        <w:t xml:space="preserve">[MEME lands on the turn: an ego showdown / face-off scene]</w:t>
       </w:r>
     </w:p>
     <w:p>
@@ -2907,7 +2990,7 @@
         <w:pBdr>
           <w:bottom w:val="single" w:color="FFE11A" w:sz="6" w:space="1"/>
         </w:pBdr>
-        <w:spacing w:after="80" w:before="200"/>
+        <w:spacing w:after="40" w:before="110"/>
       </w:pPr>
       <w:r>
         <w:rPr>
@@ -2917,16 +3000,16 @@
           <w:sz w:val="20"/>
           <w:szCs w:val="20"/>
         </w:rPr>
-        <w:t xml:space="preserve">7–12s  </w:t>
-      </w:r>
-      <w:r>
-        <w:rPr>
-          <w:b/>
-          <w:bCs/>
-          <w:sz w:val="22"/>
-          <w:szCs w:val="22"/>
-        </w:rPr>
-        <w:t xml:space="preserve">AUTHORITY</w:t>
+        <w:t xml:space="preserve">6–13s  </w:t>
+      </w:r>
+      <w:r>
+        <w:rPr>
+          <w:b/>
+          <w:bCs/>
+          <w:sz w:val="22"/>
+          <w:szCs w:val="22"/>
+        </w:rPr>
+        <w:t xml:space="preserve">2 · VALUE (real info by 13 s)</w:t>
       </w:r>
       <w:r>
         <w:rPr>
@@ -2941,15 +3024,31 @@
     </w:p>
     <w:p>
       <w:pPr>
-        <w:spacing w:after="80"/>
-        <w:ind w:left="240"/>
-      </w:pPr>
-      <w:r>
-        <w:rPr>
-          <w:sz w:val="24"/>
-          <w:szCs w:val="24"/>
-        </w:rPr>
-        <w:t xml:space="preserve">Eight years in the gym. Here's what the data actually says.</w:t>
+        <w:spacing w:after="40"/>
+        <w:ind w:left="240"/>
+      </w:pPr>
+      <w:r>
+        <w:rPr>
+          <w:sz w:val="22"/>
+          <w:szCs w:val="22"/>
+        </w:rPr>
+        <w:t xml:space="preserve">Thirteen studies: free weights and machines built the same amount of muscle.</w:t>
+      </w:r>
+    </w:p>
+    <w:p>
+      <w:pPr>
+        <w:spacing w:after="40"/>
+        <w:ind w:left="240"/>
+      </w:pPr>
+      <w:r>
+        <w:rPr>
+          <w:i/>
+          <w:iCs/>
+          <w:color w:val="6B6B6B"/>
+          <w:sz w:val="18"/>
+          <w:szCs w:val="18"/>
+        </w:rPr>
+        <w:t xml:space="preserve">[ON-SCREEN: Haugen et al., BMC Sports Sci Med Rehabil 2023]</w:t>
       </w:r>
     </w:p>
     <w:p>
@@ -2957,7 +3056,7 @@
         <w:pBdr>
           <w:bottom w:val="single" w:color="FFE11A" w:sz="6" w:space="1"/>
         </w:pBdr>
-        <w:spacing w:after="80" w:before="200"/>
+        <w:spacing w:after="40" w:before="110"/>
       </w:pPr>
       <w:r>
         <w:rPr>
@@ -2967,97 +3066,29 @@
           <w:sz w:val="20"/>
           <w:szCs w:val="20"/>
         </w:rPr>
-        <w:t xml:space="preserve">12–50s  </w:t>
-      </w:r>
-      <w:r>
-        <w:rPr>
-          <w:b/>
-          <w:bCs/>
-          <w:sz w:val="22"/>
-          <w:szCs w:val="22"/>
-        </w:rPr>
-        <w:t xml:space="preserve">THE STUDY</w:t>
-      </w:r>
-    </w:p>
-    <w:p>
-      <w:pPr>
-        <w:spacing w:after="80"/>
-        <w:ind w:left="240"/>
-      </w:pPr>
-      <w:r>
-        <w:rPr>
-          <w:sz w:val="24"/>
-          <w:szCs w:val="24"/>
-        </w:rPr>
-        <w:t xml:space="preserve">A 2023 meta-analysis pooled 13 studies, over 1,000 people, comparing free weights and machines.</w:t>
-      </w:r>
-    </w:p>
-    <w:p>
-      <w:pPr>
-        <w:spacing w:after="80"/>
-        <w:ind w:left="240"/>
-      </w:pPr>
-      <w:r>
-        <w:rPr>
-          <w:i/>
-          <w:iCs/>
-          <w:color w:val="6B6B6B"/>
-          <w:sz w:val="19"/>
-          <w:szCs w:val="19"/>
-        </w:rPr>
-        <w:t xml:space="preserve">[ON-SCREEN: Haugen et al., BMC Sports Sci Med Rehabil 2023]</w:t>
-      </w:r>
-    </w:p>
-    <w:p>
-      <w:pPr>
-        <w:spacing w:after="80"/>
-        <w:ind w:left="240"/>
-      </w:pPr>
-      <w:r>
-        <w:rPr>
-          <w:sz w:val="24"/>
-          <w:szCs w:val="24"/>
-        </w:rPr>
-        <w:t xml:space="preserve">Muscle growth: no difference.</w:t>
-      </w:r>
-    </w:p>
-    <w:p>
-      <w:pPr>
-        <w:spacing w:after="80"/>
-        <w:ind w:left="240"/>
-      </w:pPr>
-      <w:r>
-        <w:rPr>
-          <w:sz w:val="24"/>
-          <w:szCs w:val="24"/>
-        </w:rPr>
-        <w:t xml:space="preserve">So it doesn't matter at all? Not exactly. Strength is specific. Train with free weights and you get better at free-weight tests. Train on machines and you get better on machines.</w:t>
-      </w:r>
-    </w:p>
-    <w:p>
-      <w:pPr>
-        <w:spacing w:after="80"/>
-        <w:ind w:left="240"/>
-      </w:pPr>
-      <w:r>
-        <w:rPr>
-          <w:sz w:val="24"/>
-          <w:szCs w:val="24"/>
-        </w:rPr>
-        <w:t xml:space="preserve">Want a bigger squat? Squat. Want bigger quads? The leg press works too.</w:t>
-      </w:r>
-    </w:p>
-    <w:p>
-      <w:pPr>
-        <w:spacing w:after="80"/>
-        <w:ind w:left="240"/>
-      </w:pPr>
-      <w:r>
-        <w:rPr>
-          <w:sz w:val="24"/>
-          <w:szCs w:val="24"/>
-        </w:rPr>
-        <w:t xml:space="preserve">Machines are great for beginners, for training close to failure safely, and for hitting a weak muscle.</w:t>
+        <w:t xml:space="preserve">13–22s  </w:t>
+      </w:r>
+      <w:r>
+        <w:rPr>
+          <w:b/>
+          <w:bCs/>
+          <w:sz w:val="22"/>
+          <w:szCs w:val="22"/>
+        </w:rPr>
+        <w:t xml:space="preserve">3 · FIRST PROBLEM</w:t>
+      </w:r>
+    </w:p>
+    <w:p>
+      <w:pPr>
+        <w:spacing w:after="40"/>
+        <w:ind w:left="240"/>
+      </w:pPr>
+      <w:r>
+        <w:rPr>
+          <w:sz w:val="22"/>
+          <w:szCs w:val="22"/>
+        </w:rPr>
+        <w:t xml:space="preserve">Problem: then why does the barbell guy still out-squat the machine guy?</w:t>
       </w:r>
     </w:p>
     <w:p>
@@ -3065,7 +3096,7 @@
         <w:pBdr>
           <w:bottom w:val="single" w:color="FFE11A" w:sz="6" w:space="1"/>
         </w:pBdr>
-        <w:spacing w:after="80" w:before="200"/>
+        <w:spacing w:after="40" w:before="110"/>
       </w:pPr>
       <w:r>
         <w:rPr>
@@ -3075,29 +3106,29 @@
           <w:sz w:val="20"/>
           <w:szCs w:val="20"/>
         </w:rPr>
-        <w:t xml:space="preserve">50–55s  </w:t>
-      </w:r>
-      <w:r>
-        <w:rPr>
-          <w:b/>
-          <w:bCs/>
-          <w:sz w:val="22"/>
-          <w:szCs w:val="22"/>
-        </w:rPr>
-        <w:t xml:space="preserve">FOLLOW CTA</w:t>
-      </w:r>
-    </w:p>
-    <w:p>
-      <w:pPr>
-        <w:spacing w:after="80"/>
-        <w:ind w:left="240"/>
-      </w:pPr>
-      <w:r>
-        <w:rPr>
-          <w:sz w:val="24"/>
-          <w:szCs w:val="24"/>
-        </w:rPr>
-        <w:t xml:space="preserve">One study every Tuesday. Follow for the next one.</w:t>
+        <w:t xml:space="preserve">22–30s  </w:t>
+      </w:r>
+      <w:r>
+        <w:rPr>
+          <w:b/>
+          <w:bCs/>
+          <w:sz w:val="22"/>
+          <w:szCs w:val="22"/>
+        </w:rPr>
+        <w:t xml:space="preserve">4 · FALSE RELIEF (half the fix)</w:t>
+      </w:r>
+    </w:p>
+    <w:p>
+      <w:pPr>
+        <w:spacing w:after="40"/>
+        <w:ind w:left="240"/>
+      </w:pPr>
+      <w:r>
+        <w:rPr>
+          <w:sz w:val="22"/>
+          <w:szCs w:val="22"/>
+        </w:rPr>
+        <w:t xml:space="preserve">Because strength is specific. You get stronger at the tool you train with.</w:t>
       </w:r>
     </w:p>
     <w:p>
@@ -3105,7 +3136,7 @@
         <w:pBdr>
           <w:bottom w:val="single" w:color="FFE11A" w:sz="6" w:space="1"/>
         </w:pBdr>
-        <w:spacing w:after="80" w:before="200"/>
+        <w:spacing w:after="40" w:before="110"/>
       </w:pPr>
       <w:r>
         <w:rPr>
@@ -3115,6 +3146,99 @@
           <w:sz w:val="20"/>
           <w:szCs w:val="20"/>
         </w:rPr>
+        <w:t xml:space="preserve">30–40s  </w:t>
+      </w:r>
+      <w:r>
+        <w:rPr>
+          <w:b/>
+          <w:bCs/>
+          <w:sz w:val="22"/>
+          <w:szCs w:val="22"/>
+        </w:rPr>
+        <w:t xml:space="preserve">5 · SECOND, BIGGER PROBLEM</w:t>
+      </w:r>
+    </w:p>
+    <w:p>
+      <w:pPr>
+        <w:spacing w:after="40"/>
+        <w:ind w:left="240"/>
+      </w:pPr>
+      <w:r>
+        <w:rPr>
+          <w:sz w:val="22"/>
+          <w:szCs w:val="22"/>
+        </w:rPr>
+        <w:t xml:space="preserve">The bigger problem: most of us pick our equipment on ego, not on what we can train hard and safely every week.</w:t>
+      </w:r>
+    </w:p>
+    <w:p>
+      <w:pPr>
+        <w:pBdr>
+          <w:bottom w:val="single" w:color="FFE11A" w:sz="6" w:space="1"/>
+        </w:pBdr>
+        <w:spacing w:after="40" w:before="110"/>
+      </w:pPr>
+      <w:r>
+        <w:rPr>
+          <w:b/>
+          <w:bCs/>
+          <w:color w:val="6B6B6B"/>
+          <w:sz w:val="20"/>
+          <w:szCs w:val="20"/>
+        </w:rPr>
+        <w:t xml:space="preserve">40–55s  </w:t>
+      </w:r>
+      <w:r>
+        <w:rPr>
+          <w:b/>
+          <w:bCs/>
+          <w:sz w:val="22"/>
+          <w:szCs w:val="22"/>
+        </w:rPr>
+        <w:t xml:space="preserve">6 · SOLUTION (close every loop)</w:t>
+      </w:r>
+    </w:p>
+    <w:p>
+      <w:pPr>
+        <w:spacing w:after="40"/>
+        <w:ind w:left="240"/>
+      </w:pPr>
+      <w:r>
+        <w:rPr>
+          <w:sz w:val="22"/>
+          <w:szCs w:val="22"/>
+        </w:rPr>
+        <w:t xml:space="preserve">So: want a bigger squat? Squat. Want bigger quads? The leg press works too.</w:t>
+      </w:r>
+    </w:p>
+    <w:p>
+      <w:pPr>
+        <w:spacing w:after="40"/>
+        <w:ind w:left="240"/>
+      </w:pPr>
+      <w:r>
+        <w:rPr>
+          <w:sz w:val="22"/>
+          <w:szCs w:val="22"/>
+        </w:rPr>
+        <w:t xml:space="preserve">Use machines to train close to failure safely and to hit weak muscles. Use free weights for the lifts you want to be strong at.</w:t>
+      </w:r>
+    </w:p>
+    <w:p>
+      <w:pPr>
+        <w:pBdr>
+          <w:bottom w:val="single" w:color="FFE11A" w:sz="6" w:space="1"/>
+        </w:pBdr>
+        <w:spacing w:after="40" w:before="110"/>
+      </w:pPr>
+      <w:r>
+        <w:rPr>
+          <w:b/>
+          <w:bCs/>
+          <w:color w:val="6B6B6B"/>
+          <w:sz w:val="20"/>
+          <w:szCs w:val="20"/>
+        </w:rPr>
         <w:t xml:space="preserve">55–72s  </w:t>
       </w:r>
       <w:r>
@@ -3124,7 +3248,7 @@
           <w:sz w:val="22"/>
           <w:szCs w:val="22"/>
         </w:rPr>
-        <w:t xml:space="preserve">CLOSE + SHARE</w:t>
+        <w:t xml:space="preserve">7 · EMOTIONAL CTA (end on hope)</w:t>
       </w:r>
       <w:r>
         <w:rPr>
@@ -3139,41 +3263,28 @@
     </w:p>
     <w:p>
       <w:pPr>
-        <w:spacing w:after="80"/>
-        <w:ind w:left="240"/>
-      </w:pPr>
-      <w:r>
-        <w:rPr>
-          <w:sz w:val="24"/>
-          <w:szCs w:val="24"/>
-        </w:rPr>
-        <w:t xml:space="preserve">Stop gym-shaming machines. Pick what you'll do consistently, and progress on it.</w:t>
-      </w:r>
-    </w:p>
-    <w:p>
-      <w:pPr>
-        <w:spacing w:after="80"/>
-        <w:ind w:left="240"/>
-      </w:pPr>
-      <w:r>
-        <w:rPr>
-          <w:sz w:val="24"/>
-          <w:szCs w:val="24"/>
-        </w:rPr>
-        <w:t xml:space="preserve">Comment: barbell or machine?</w:t>
-      </w:r>
-    </w:p>
-    <w:p>
-      <w:pPr>
-        <w:spacing w:after="80"/>
-        <w:ind w:left="240"/>
-      </w:pPr>
-      <w:r>
-        <w:rPr>
-          <w:sz w:val="24"/>
-          <w:szCs w:val="24"/>
-        </w:rPr>
-        <w:t xml:space="preserve">And share this with the friend who laughs at the leg press. Then send him the study.</w:t>
+        <w:spacing w:after="40"/>
+        <w:ind w:left="240"/>
+      </w:pPr>
+      <w:r>
+        <w:rPr>
+          <w:sz w:val="22"/>
+          <w:szCs w:val="22"/>
+        </w:rPr>
+        <w:t xml:space="preserve">The best equipment is the one you'll keep showing up for. Comment: barbell or machine?</w:t>
+      </w:r>
+    </w:p>
+    <w:p>
+      <w:pPr>
+        <w:spacing w:after="40"/>
+        <w:ind w:left="240"/>
+      </w:pPr>
+      <w:r>
+        <w:rPr>
+          <w:sz w:val="22"/>
+          <w:szCs w:val="22"/>
+        </w:rPr>
+        <w:t xml:space="preserve">Send this to the friend who laughs at the leg press. Let the study do the talking.</w:t>
       </w:r>
     </w:p>
     <w:p>
@@ -3387,7 +3498,7 @@
                 <w:sz w:val="20"/>
                 <w:szCs w:val="20"/>
               </w:rPr>
-              <w:t xml:space="preserve">~66 s spoken in English (165 words). Keep the Tamil delivery under 90 s.</w:t>
+              <w:t xml:space="preserve">~61 s spoken in English (152 words). Keep the Tamil delivery under 90 s.</w:t>
             </w:r>
           </w:p>
         </w:tc>
@@ -3453,7 +3564,7 @@
               </w:rPr>
               <w:t xml:space="preserve">  </w:t>
             </w:r>
-            <w:hyperlink w:history="1" r:id="rId7dlqpqdisa6wft4vmb_vn">
+            <w:hyperlink w:history="1" r:id="rIdvqxbtlwittvmnnkklwpsd">
               <w:r>
                 <w:rPr>
                   <w:rStyle w:val="Hyperlink"/>
@@ -3471,7 +3582,7 @@
               </w:rPr>
               <w:t xml:space="preserve">   Also: </w:t>
             </w:r>
-            <w:hyperlink w:history="1" r:id="rId6ms5z5k3xw-jc1msl3nh8">
+            <w:hyperlink w:history="1" r:id="rId_cmfbfrmnowi7esqfc-2z">
               <w:r>
                 <w:rPr>
                   <w:rStyle w:val="Hyperlink"/>
@@ -3545,7 +3656,7 @@
                 <w:sz w:val="20"/>
                 <w:szCs w:val="20"/>
               </w:rPr>
-              <w:t xml:space="preserve">One-page RIR guide: what 0–3 reps in reserve feel like, how to calibrate with one safe set to failure, and which exercises to keep at 1–3 RIR.</w:t>
+              <w:t xml:space="preserve">One-page RIR guide: what 0–3 reps in reserve feel like, how to calibrate with one safe set to failure, and which lifts to keep at 1–3 RIR.</w:t>
             </w:r>
           </w:p>
         </w:tc>
@@ -3556,7 +3667,7 @@
         <w:pBdr>
           <w:bottom w:val="single" w:color="FFE11A" w:sz="6" w:space="1"/>
         </w:pBdr>
-        <w:spacing w:after="80" w:before="200"/>
+        <w:spacing w:after="40" w:before="110"/>
       </w:pPr>
       <w:r>
         <w:rPr>
@@ -3566,16 +3677,16 @@
           <w:sz w:val="20"/>
           <w:szCs w:val="20"/>
         </w:rPr>
-        <w:t xml:space="preserve">0–5s  </w:t>
-      </w:r>
-      <w:r>
-        <w:rPr>
-          <w:b/>
-          <w:bCs/>
-          <w:sz w:val="22"/>
-          <w:szCs w:val="22"/>
-        </w:rPr>
-        <w:t xml:space="preserve">HOOK STACK</w:t>
+        <w:t xml:space="preserve">0–3s  </w:t>
+      </w:r>
+      <w:r>
+        <w:rPr>
+          <w:b/>
+          <w:bCs/>
+          <w:sz w:val="22"/>
+          <w:szCs w:val="22"/>
+        </w:rPr>
+        <w:t xml:space="preserve">1 · HOOK: CURIOSITY</w:t>
       </w:r>
       <w:r>
         <w:rPr>
@@ -3590,7 +3701,7 @@
     </w:p>
     <w:p>
       <w:pPr>
-        <w:spacing w:after="80"/>
+        <w:spacing w:after="40"/>
         <w:ind w:left="240"/>
       </w:pPr>
       <w:r>
@@ -3598,49 +3709,23 @@
           <w:i/>
           <w:iCs/>
           <w:color w:val="6B6B6B"/>
-          <w:sz w:val="19"/>
-          <w:szCs w:val="19"/>
-        </w:rPr>
-        <w:t xml:space="preserve">[Rising SFX. Open on you, not the board.]</w:t>
-      </w:r>
-    </w:p>
-    <w:p>
-      <w:pPr>
-        <w:spacing w:after="80"/>
-        <w:ind w:left="240"/>
-      </w:pPr>
-      <w:r>
-        <w:rPr>
-          <w:sz w:val="24"/>
-          <w:szCs w:val="24"/>
+          <w:sz w:val="18"/>
+          <w:szCs w:val="18"/>
+        </w:rPr>
+        <w:t xml:space="preserve">[Rising SFX starts under the first word.]</w:t>
+      </w:r>
+    </w:p>
+    <w:p>
+      <w:pPr>
+        <w:spacing w:after="40"/>
+        <w:ind w:left="240"/>
+      </w:pPr>
+      <w:r>
+        <w:rPr>
+          <w:sz w:val="22"/>
+          <w:szCs w:val="22"/>
         </w:rPr>
         <w:t xml:space="preserve">No pain, no gain.</w:t>
-      </w:r>
-    </w:p>
-    <w:p>
-      <w:pPr>
-        <w:spacing w:after="80"/>
-        <w:ind w:left="240"/>
-      </w:pPr>
-      <w:r>
-        <w:rPr>
-          <w:sz w:val="24"/>
-          <w:szCs w:val="24"/>
-        </w:rPr>
-        <w:t xml:space="preserve">Every set until you can't move.</w:t>
-      </w:r>
-    </w:p>
-    <w:p>
-      <w:pPr>
-        <w:spacing w:after="80"/>
-        <w:ind w:left="240"/>
-      </w:pPr>
-      <w:r>
-        <w:rPr>
-          <w:sz w:val="24"/>
-          <w:szCs w:val="24"/>
-        </w:rPr>
-        <w:t xml:space="preserve">Science says you're overdoing it.</w:t>
       </w:r>
     </w:p>
     <w:p>
@@ -3648,7 +3733,7 @@
         <w:pBdr>
           <w:bottom w:val="single" w:color="FFE11A" w:sz="6" w:space="1"/>
         </w:pBdr>
-        <w:spacing w:after="80" w:before="200"/>
+        <w:spacing w:after="40" w:before="110"/>
       </w:pPr>
       <w:r>
         <w:rPr>
@@ -3658,16 +3743,16 @@
           <w:sz w:val="20"/>
           <w:szCs w:val="20"/>
         </w:rPr>
-        <w:t xml:space="preserve">5–7s  </w:t>
-      </w:r>
-      <w:r>
-        <w:rPr>
-          <w:b/>
-          <w:bCs/>
-          <w:sz w:val="22"/>
-          <w:szCs w:val="22"/>
-        </w:rPr>
-        <w:t xml:space="preserve">MEME</w:t>
+        <w:t xml:space="preserve">3–6s  </w:t>
+      </w:r>
+      <w:r>
+        <w:rPr>
+          <w:b/>
+          <w:bCs/>
+          <w:sz w:val="22"/>
+          <w:szCs w:val="22"/>
+        </w:rPr>
+        <w:t xml:space="preserve">1 · HOOK: PATTERN INTERRUPT</w:t>
       </w:r>
       <w:r>
         <w:rPr>
@@ -3682,7 +3767,20 @@
     </w:p>
     <w:p>
       <w:pPr>
-        <w:spacing w:after="80"/>
+        <w:spacing w:after="40"/>
+        <w:ind w:left="240"/>
+      </w:pPr>
+      <w:r>
+        <w:rPr>
+          <w:sz w:val="22"/>
+          <w:szCs w:val="22"/>
+        </w:rPr>
+        <w:t xml:space="preserve">Training to failure every set might be giving you nothing extra.</w:t>
+      </w:r>
+    </w:p>
+    <w:p>
+      <w:pPr>
+        <w:spacing w:after="40"/>
         <w:ind w:left="240"/>
       </w:pPr>
       <w:r>
@@ -3690,10 +3788,10 @@
           <w:i/>
           <w:iCs/>
           <w:color w:val="6B6B6B"/>
-          <w:sz w:val="19"/>
-          <w:szCs w:val="19"/>
-        </w:rPr>
-        <w:t xml:space="preserve">[MEME: hero's 'one more rep' slow-motion struggle parody.]</w:t>
+          <w:sz w:val="18"/>
+          <w:szCs w:val="18"/>
+        </w:rPr>
+        <w:t xml:space="preserve">[MEME lands on the turn: a hero's 'one more rep' slow-motion struggle]</w:t>
       </w:r>
     </w:p>
     <w:p>
@@ -3701,7 +3799,7 @@
         <w:pBdr>
           <w:bottom w:val="single" w:color="FFE11A" w:sz="6" w:space="1"/>
         </w:pBdr>
-        <w:spacing w:after="80" w:before="200"/>
+        <w:spacing w:after="40" w:before="110"/>
       </w:pPr>
       <w:r>
         <w:rPr>
@@ -3711,16 +3809,16 @@
           <w:sz w:val="20"/>
           <w:szCs w:val="20"/>
         </w:rPr>
-        <w:t xml:space="preserve">7–12s  </w:t>
-      </w:r>
-      <w:r>
-        <w:rPr>
-          <w:b/>
-          <w:bCs/>
-          <w:sz w:val="22"/>
-          <w:szCs w:val="22"/>
-        </w:rPr>
-        <w:t xml:space="preserve">AUTHORITY</w:t>
+        <w:t xml:space="preserve">6–13s  </w:t>
+      </w:r>
+      <w:r>
+        <w:rPr>
+          <w:b/>
+          <w:bCs/>
+          <w:sz w:val="22"/>
+          <w:szCs w:val="22"/>
+        </w:rPr>
+        <w:t xml:space="preserve">2 · VALUE (real info by 13 s)</w:t>
       </w:r>
       <w:r>
         <w:rPr>
@@ -3735,15 +3833,47 @@
     </w:p>
     <w:p>
       <w:pPr>
-        <w:spacing w:after="80"/>
-        <w:ind w:left="240"/>
-      </w:pPr>
-      <w:r>
-        <w:rPr>
-          <w:sz w:val="24"/>
-          <w:szCs w:val="24"/>
-        </w:rPr>
-        <w:t xml:space="preserve">Gym Basics, episode 3. I burned out doing this in my early years. This fixed it.</w:t>
+        <w:spacing w:after="40"/>
+        <w:ind w:left="240"/>
+      </w:pPr>
+      <w:r>
+        <w:rPr>
+          <w:i/>
+          <w:iCs/>
+          <w:color w:val="6B6B6B"/>
+          <w:sz w:val="18"/>
+          <w:szCs w:val="18"/>
+        </w:rPr>
+        <w:t xml:space="preserve">[Open on you; reveal the board on 'RIR'. Board: RIR = REPS IN RESERVE.]</w:t>
+      </w:r>
+    </w:p>
+    <w:p>
+      <w:pPr>
+        <w:spacing w:after="40"/>
+        <w:ind w:left="240"/>
+      </w:pPr>
+      <w:r>
+        <w:rPr>
+          <w:sz w:val="22"/>
+          <w:szCs w:val="22"/>
+        </w:rPr>
+        <w:t xml:space="preserve">Gym Basics, episode 3. A 2023 meta-analysis found no evidence that failure builds more muscle than stopping a little short.</w:t>
+      </w:r>
+    </w:p>
+    <w:p>
+      <w:pPr>
+        <w:spacing w:after="40"/>
+        <w:ind w:left="240"/>
+      </w:pPr>
+      <w:r>
+        <w:rPr>
+          <w:i/>
+          <w:iCs/>
+          <w:color w:val="6B6B6B"/>
+          <w:sz w:val="18"/>
+          <w:szCs w:val="18"/>
+        </w:rPr>
+        <w:t xml:space="preserve">[ON-SCREEN: Refalo et al., Sports Medicine 2023]</w:t>
       </w:r>
     </w:p>
     <w:p>
@@ -3751,7 +3881,7 @@
         <w:pBdr>
           <w:bottom w:val="single" w:color="FFE11A" w:sz="6" w:space="1"/>
         </w:pBdr>
-        <w:spacing w:after="80" w:before="200"/>
+        <w:spacing w:after="40" w:before="110"/>
       </w:pPr>
       <w:r>
         <w:rPr>
@@ -3761,113 +3891,29 @@
           <w:sz w:val="20"/>
           <w:szCs w:val="20"/>
         </w:rPr>
-        <w:t xml:space="preserve">12–55s  </w:t>
-      </w:r>
-      <w:r>
-        <w:rPr>
-          <w:b/>
-          <w:bCs/>
-          <w:sz w:val="22"/>
-          <w:szCs w:val="22"/>
-        </w:rPr>
-        <w:t xml:space="preserve">THE BOARD</w:t>
-      </w:r>
-    </w:p>
-    <w:p>
-      <w:pPr>
-        <w:spacing w:after="80"/>
-        <w:ind w:left="240"/>
-      </w:pPr>
-      <w:r>
-        <w:rPr>
-          <w:i/>
-          <w:iCs/>
-          <w:color w:val="6B6B6B"/>
-          <w:sz w:val="19"/>
-          <w:szCs w:val="19"/>
-        </w:rPr>
-        <w:t xml:space="preserve">[Board: RIR = REPS IN RESERVE. 0 RIR = failure.]</w:t>
-      </w:r>
-    </w:p>
-    <w:p>
-      <w:pPr>
-        <w:spacing w:after="80"/>
-        <w:ind w:left="240"/>
-      </w:pPr>
-      <w:r>
-        <w:rPr>
-          <w:sz w:val="24"/>
-          <w:szCs w:val="24"/>
-        </w:rPr>
-        <w:t xml:space="preserve">RIR is how many more reps you could have done. Zero means failure.</w:t>
-      </w:r>
-    </w:p>
-    <w:p>
-      <w:pPr>
-        <w:spacing w:after="80"/>
-        <w:ind w:left="240"/>
-      </w:pPr>
-      <w:r>
-        <w:rPr>
-          <w:sz w:val="24"/>
-          <w:szCs w:val="24"/>
-        </w:rPr>
-        <w:t xml:space="preserve">A 2023 meta-analysis found no evidence that going to failure builds more muscle than stopping a little short.</w:t>
-      </w:r>
-    </w:p>
-    <w:p>
-      <w:pPr>
-        <w:spacing w:after="80"/>
-        <w:ind w:left="240"/>
-      </w:pPr>
-      <w:r>
-        <w:rPr>
-          <w:i/>
-          <w:iCs/>
-          <w:color w:val="6B6B6B"/>
-          <w:sz w:val="19"/>
-          <w:szCs w:val="19"/>
-        </w:rPr>
-        <w:t xml:space="preserve">[ON-SCREEN: Refalo et al., Sports Medicine 2023]</w:t>
-      </w:r>
-    </w:p>
-    <w:p>
-      <w:pPr>
-        <w:spacing w:after="80"/>
-        <w:ind w:left="240"/>
-      </w:pPr>
-      <w:r>
-        <w:rPr>
-          <w:sz w:val="24"/>
-          <w:szCs w:val="24"/>
-        </w:rPr>
-        <w:t xml:space="preserve">So never go to failure? No. You just don't need it on every set.</w:t>
-      </w:r>
-    </w:p>
-    <w:p>
-      <w:pPr>
-        <w:spacing w:after="80"/>
-        <w:ind w:left="240"/>
-      </w:pPr>
-      <w:r>
-        <w:rPr>
-          <w:sz w:val="24"/>
-          <w:szCs w:val="24"/>
-        </w:rPr>
-        <w:t xml:space="preserve">Beginner rule: stop with one to three reps in reserve. Form stays clean, recovery stays good, and you can do more quality sets.</w:t>
-      </w:r>
-    </w:p>
-    <w:p>
-      <w:pPr>
-        <w:spacing w:after="80"/>
-        <w:ind w:left="240"/>
-      </w:pPr>
-      <w:r>
-        <w:rPr>
-          <w:sz w:val="24"/>
-          <w:szCs w:val="24"/>
-        </w:rPr>
-        <w:t xml:space="preserve">To learn your RIR, take one set to failure on a safe exercise, like a machine curl, and see how far off your guess was.</w:t>
+        <w:t xml:space="preserve">13–22s  </w:t>
+      </w:r>
+      <w:r>
+        <w:rPr>
+          <w:b/>
+          <w:bCs/>
+          <w:sz w:val="22"/>
+          <w:szCs w:val="22"/>
+        </w:rPr>
+        <w:t xml:space="preserve">3 · FIRST PROBLEM</w:t>
+      </w:r>
+    </w:p>
+    <w:p>
+      <w:pPr>
+        <w:spacing w:after="40"/>
+        <w:ind w:left="240"/>
+      </w:pPr>
+      <w:r>
+        <w:rPr>
+          <w:sz w:val="22"/>
+          <w:szCs w:val="22"/>
+        </w:rPr>
+        <w:t xml:space="preserve">Problem: how do you stop 'a little short' if you've never been to failure?</w:t>
       </w:r>
     </w:p>
     <w:p>
@@ -3875,7 +3921,7 @@
         <w:pBdr>
           <w:bottom w:val="single" w:color="FFE11A" w:sz="6" w:space="1"/>
         </w:pBdr>
-        <w:spacing w:after="80" w:before="200"/>
+        <w:spacing w:after="40" w:before="110"/>
       </w:pPr>
       <w:r>
         <w:rPr>
@@ -3885,29 +3931,29 @@
           <w:sz w:val="20"/>
           <w:szCs w:val="20"/>
         </w:rPr>
-        <w:t xml:space="preserve">55–62s  </w:t>
-      </w:r>
-      <w:r>
-        <w:rPr>
-          <w:b/>
-          <w:bCs/>
-          <w:sz w:val="22"/>
-          <w:szCs w:val="22"/>
-        </w:rPr>
-        <w:t xml:space="preserve">SAVE + LINK</w:t>
-      </w:r>
-    </w:p>
-    <w:p>
-      <w:pPr>
-        <w:spacing w:after="80"/>
-        <w:ind w:left="240"/>
-      </w:pPr>
-      <w:r>
-        <w:rPr>
-          <w:sz w:val="24"/>
-          <w:szCs w:val="24"/>
-        </w:rPr>
-        <w:t xml:space="preserve">Save this. Comment RIR and I'll send you my one-page RIR guide.</w:t>
+        <w:t xml:space="preserve">22–30s  </w:t>
+      </w:r>
+      <w:r>
+        <w:rPr>
+          <w:b/>
+          <w:bCs/>
+          <w:sz w:val="22"/>
+          <w:szCs w:val="22"/>
+        </w:rPr>
+        <w:t xml:space="preserve">4 · FALSE RELIEF (half the fix)</w:t>
+      </w:r>
+    </w:p>
+    <w:p>
+      <w:pPr>
+        <w:spacing w:after="40"/>
+        <w:ind w:left="240"/>
+      </w:pPr>
+      <w:r>
+        <w:rPr>
+          <w:sz w:val="22"/>
+          <w:szCs w:val="22"/>
+        </w:rPr>
+        <w:t xml:space="preserve">Use RIR: reps in reserve. Stop with one to three reps left. RIR is what stopped me burning out.</w:t>
       </w:r>
     </w:p>
     <w:p>
@@ -3915,7 +3961,7 @@
         <w:pBdr>
           <w:bottom w:val="single" w:color="FFE11A" w:sz="6" w:space="1"/>
         </w:pBdr>
-        <w:spacing w:after="80" w:before="200"/>
+        <w:spacing w:after="40" w:before="110"/>
       </w:pPr>
       <w:r>
         <w:rPr>
@@ -3925,16 +3971,122 @@
           <w:sz w:val="20"/>
           <w:szCs w:val="20"/>
         </w:rPr>
-        <w:t xml:space="preserve">62–78s  </w:t>
-      </w:r>
-      <w:r>
-        <w:rPr>
-          <w:b/>
-          <w:bCs/>
-          <w:sz w:val="22"/>
-          <w:szCs w:val="22"/>
-        </w:rPr>
-        <w:t xml:space="preserve">CLOSE + SHARE</w:t>
+        <w:t xml:space="preserve">30–40s  </w:t>
+      </w:r>
+      <w:r>
+        <w:rPr>
+          <w:b/>
+          <w:bCs/>
+          <w:sz w:val="22"/>
+          <w:szCs w:val="22"/>
+        </w:rPr>
+        <w:t xml:space="preserve">5 · SECOND, BIGGER PROBLEM</w:t>
+      </w:r>
+    </w:p>
+    <w:p>
+      <w:pPr>
+        <w:spacing w:after="40"/>
+        <w:ind w:left="240"/>
+      </w:pPr>
+      <w:r>
+        <w:rPr>
+          <w:sz w:val="22"/>
+          <w:szCs w:val="22"/>
+        </w:rPr>
+        <w:t xml:space="preserve">The bigger problem: your guess might be way off, especially as a beginner.</w:t>
+      </w:r>
+    </w:p>
+    <w:p>
+      <w:pPr>
+        <w:pBdr>
+          <w:bottom w:val="single" w:color="FFE11A" w:sz="6" w:space="1"/>
+        </w:pBdr>
+        <w:spacing w:after="40" w:before="110"/>
+      </w:pPr>
+      <w:r>
+        <w:rPr>
+          <w:b/>
+          <w:bCs/>
+          <w:color w:val="6B6B6B"/>
+          <w:sz w:val="20"/>
+          <w:szCs w:val="20"/>
+        </w:rPr>
+        <w:t xml:space="preserve">40–55s  </w:t>
+      </w:r>
+      <w:r>
+        <w:rPr>
+          <w:b/>
+          <w:bCs/>
+          <w:sz w:val="22"/>
+          <w:szCs w:val="22"/>
+        </w:rPr>
+        <w:t xml:space="preserve">6 · SOLUTION (close every loop)</w:t>
+      </w:r>
+    </w:p>
+    <w:p>
+      <w:pPr>
+        <w:spacing w:after="40"/>
+        <w:ind w:left="240"/>
+      </w:pPr>
+      <w:r>
+        <w:rPr>
+          <w:sz w:val="22"/>
+          <w:szCs w:val="22"/>
+        </w:rPr>
+        <w:t xml:space="preserve">So calibrate. On a safe exercise like a machine curl, take one set to real failure and compare it with your guess. Repeat every few weeks.</w:t>
+      </w:r>
+    </w:p>
+    <w:p>
+      <w:pPr>
+        <w:spacing w:after="40"/>
+        <w:ind w:left="240"/>
+      </w:pPr>
+      <w:r>
+        <w:rPr>
+          <w:sz w:val="22"/>
+          <w:szCs w:val="22"/>
+        </w:rPr>
+        <w:t xml:space="preserve">Then train at one to three RIR with clean form.</w:t>
+      </w:r>
+    </w:p>
+    <w:p>
+      <w:pPr>
+        <w:spacing w:after="40"/>
+        <w:ind w:left="240"/>
+      </w:pPr>
+      <w:r>
+        <w:rPr>
+          <w:sz w:val="22"/>
+          <w:szCs w:val="22"/>
+        </w:rPr>
+        <w:t xml:space="preserve">Comment RIR and I'll send you the one-page guide.</w:t>
+      </w:r>
+    </w:p>
+    <w:p>
+      <w:pPr>
+        <w:pBdr>
+          <w:bottom w:val="single" w:color="FFE11A" w:sz="6" w:space="1"/>
+        </w:pBdr>
+        <w:spacing w:after="40" w:before="110"/>
+      </w:pPr>
+      <w:r>
+        <w:rPr>
+          <w:b/>
+          <w:bCs/>
+          <w:color w:val="6B6B6B"/>
+          <w:sz w:val="20"/>
+          <w:szCs w:val="20"/>
+        </w:rPr>
+        <w:t xml:space="preserve">55–72s  </w:t>
+      </w:r>
+      <w:r>
+        <w:rPr>
+          <w:b/>
+          <w:bCs/>
+          <w:sz w:val="22"/>
+          <w:szCs w:val="22"/>
+        </w:rPr>
+        <w:t xml:space="preserve">7 · EMOTIONAL CTA (end on hope)</w:t>
       </w:r>
       <w:r>
         <w:rPr>
@@ -3949,28 +4101,28 @@
     </w:p>
     <w:p>
       <w:pPr>
-        <w:spacing w:after="80"/>
-        <w:ind w:left="240"/>
-      </w:pPr>
-      <w:r>
-        <w:rPr>
-          <w:sz w:val="24"/>
-          <w:szCs w:val="24"/>
-        </w:rPr>
-        <w:t xml:space="preserve">Episode 4 next Wednesday: how much protein do you actually need? Follow so you don't miss it.</w:t>
-      </w:r>
-    </w:p>
-    <w:p>
-      <w:pPr>
-        <w:spacing w:after="80"/>
-        <w:ind w:left="240"/>
-      </w:pPr>
-      <w:r>
-        <w:rPr>
-          <w:sz w:val="24"/>
-          <w:szCs w:val="24"/>
-        </w:rPr>
-        <w:t xml:space="preserve">Share this with the gym buddy who screams on every single rep.</w:t>
+        <w:spacing w:after="40"/>
+        <w:ind w:left="240"/>
+      </w:pPr>
+      <w:r>
+        <w:rPr>
+          <w:sz w:val="22"/>
+          <w:szCs w:val="22"/>
+        </w:rPr>
+        <w:t xml:space="preserve">Training smart isn't training soft. It's training long enough to win. Episode 4 next Wednesday.</w:t>
+      </w:r>
+    </w:p>
+    <w:p>
+      <w:pPr>
+        <w:spacing w:after="40"/>
+        <w:ind w:left="240"/>
+      </w:pPr>
+      <w:r>
+        <w:rPr>
+          <w:sz w:val="22"/>
+          <w:szCs w:val="22"/>
+        </w:rPr>
+        <w:t xml:space="preserve">Send this to the gym buddy who screams on every rep.</w:t>
       </w:r>
     </w:p>
     <w:p>
@@ -4184,7 +4336,7 @@
                 <w:sz w:val="20"/>
                 <w:szCs w:val="20"/>
               </w:rPr>
-              <w:t xml:space="preserve">~63 s spoken in English (155 words). Keep the Tamil delivery under 90 s.</w:t>
+              <w:t xml:space="preserve">~62 s spoken in English (154 words). Keep the Tamil delivery under 90 s.</w:t>
             </w:r>
           </w:p>
         </w:tc>
@@ -4250,7 +4402,7 @@
               </w:rPr>
               <w:t xml:space="preserve">  </w:t>
             </w:r>
-            <w:hyperlink w:history="1" r:id="rIdw6pksofmnkkogfxcnkt0u">
+            <w:hyperlink w:history="1" r:id="rIdhnukptqqaevkfej6kqnbd">
               <w:r>
                 <w:rPr>
                   <w:rStyle w:val="Hyperlink"/>
@@ -4268,7 +4420,7 @@
               </w:rPr>
               <w:t xml:space="preserve">   Also: </w:t>
             </w:r>
-            <w:hyperlink w:history="1" r:id="rIdme5zdruirky1iqkx03yoc">
+            <w:hyperlink w:history="1" r:id="rIda5kzm_mautyyi9c-idbk8">
               <w:r>
                 <w:rPr>
                   <w:rStyle w:val="Hyperlink"/>
@@ -4342,7 +4494,7 @@
                 <w:sz w:val="20"/>
                 <w:szCs w:val="20"/>
               </w:rPr>
-              <w:t xml:space="preserve">Progression tracker: a simple log for sets × reps × weight per exercise, plus the add-reps-then-add-weight rule with a worked example.</w:t>
+              <w:t xml:space="preserve">Progression tracker: a log for sets × reps × weight per exercise, plus the add-reps-then-add-weight rule with a worked example.</w:t>
             </w:r>
           </w:p>
         </w:tc>
@@ -4353,7 +4505,7 @@
         <w:pBdr>
           <w:bottom w:val="single" w:color="FFE11A" w:sz="6" w:space="1"/>
         </w:pBdr>
-        <w:spacing w:after="80" w:before="200"/>
+        <w:spacing w:after="40" w:before="110"/>
       </w:pPr>
       <w:r>
         <w:rPr>
@@ -4363,16 +4515,16 @@
           <w:sz w:val="20"/>
           <w:szCs w:val="20"/>
         </w:rPr>
-        <w:t xml:space="preserve">0–5s  </w:t>
-      </w:r>
-      <w:r>
-        <w:rPr>
-          <w:b/>
-          <w:bCs/>
-          <w:sz w:val="22"/>
-          <w:szCs w:val="22"/>
-        </w:rPr>
-        <w:t xml:space="preserve">HOOK STACK</w:t>
+        <w:t xml:space="preserve">0–3s  </w:t>
+      </w:r>
+      <w:r>
+        <w:rPr>
+          <w:b/>
+          <w:bCs/>
+          <w:sz w:val="22"/>
+          <w:szCs w:val="22"/>
+        </w:rPr>
+        <w:t xml:space="preserve">1 · HOOK: CURIOSITY</w:t>
       </w:r>
       <w:r>
         <w:rPr>
@@ -4387,7 +4539,7 @@
     </w:p>
     <w:p>
       <w:pPr>
-        <w:spacing w:after="80"/>
+        <w:spacing w:after="40"/>
         <w:ind w:left="240"/>
       </w:pPr>
       <w:r>
@@ -4395,49 +4547,23 @@
           <w:i/>
           <w:iCs/>
           <w:color w:val="6B6B6B"/>
-          <w:sz w:val="19"/>
-          <w:szCs w:val="19"/>
-        </w:rPr>
-        <w:t xml:space="preserve">[Rising SFX.]</w:t>
-      </w:r>
-    </w:p>
-    <w:p>
-      <w:pPr>
-        <w:spacing w:after="80"/>
-        <w:ind w:left="240"/>
-      </w:pPr>
-      <w:r>
-        <w:rPr>
-          <w:sz w:val="24"/>
-          <w:szCs w:val="24"/>
-        </w:rPr>
-        <w:t xml:space="preserve">Can't add weight every week?</w:t>
-      </w:r>
-    </w:p>
-    <w:p>
-      <w:pPr>
-        <w:spacing w:after="80"/>
-        <w:ind w:left="240"/>
-      </w:pPr>
-      <w:r>
-        <w:rPr>
-          <w:sz w:val="24"/>
-          <w:szCs w:val="24"/>
-        </w:rPr>
-        <w:t xml:space="preserve">Think you've stopped progressing?</w:t>
-      </w:r>
-    </w:p>
-    <w:p>
-      <w:pPr>
-        <w:spacing w:after="80"/>
-        <w:ind w:left="240"/>
-      </w:pPr>
-      <w:r>
-        <w:rPr>
-          <w:sz w:val="24"/>
-          <w:szCs w:val="24"/>
-        </w:rPr>
-        <w:t xml:space="preserve">You might be progressing, just not the way you think.</w:t>
+          <w:sz w:val="18"/>
+          <w:szCs w:val="18"/>
+        </w:rPr>
+        <w:t xml:space="preserve">[Rising SFX starts under the first word.]</w:t>
+      </w:r>
+    </w:p>
+    <w:p>
+      <w:pPr>
+        <w:spacing w:after="40"/>
+        <w:ind w:left="240"/>
+      </w:pPr>
+      <w:r>
+        <w:rPr>
+          <w:sz w:val="22"/>
+          <w:szCs w:val="22"/>
+        </w:rPr>
+        <w:t xml:space="preserve">Same 60 kilos for three months.</w:t>
       </w:r>
     </w:p>
     <w:p>
@@ -4445,7 +4571,7 @@
         <w:pBdr>
           <w:bottom w:val="single" w:color="FFE11A" w:sz="6" w:space="1"/>
         </w:pBdr>
-        <w:spacing w:after="80" w:before="200"/>
+        <w:spacing w:after="40" w:before="110"/>
       </w:pPr>
       <w:r>
         <w:rPr>
@@ -4455,16 +4581,16 @@
           <w:sz w:val="20"/>
           <w:szCs w:val="20"/>
         </w:rPr>
-        <w:t xml:space="preserve">5–7s  </w:t>
-      </w:r>
-      <w:r>
-        <w:rPr>
-          <w:b/>
-          <w:bCs/>
-          <w:sz w:val="22"/>
-          <w:szCs w:val="22"/>
-        </w:rPr>
-        <w:t xml:space="preserve">MEME</w:t>
+        <w:t xml:space="preserve">3–6s  </w:t>
+      </w:r>
+      <w:r>
+        <w:rPr>
+          <w:b/>
+          <w:bCs/>
+          <w:sz w:val="22"/>
+          <w:szCs w:val="22"/>
+        </w:rPr>
+        <w:t xml:space="preserve">1 · HOOK: PATTERN INTERRUPT</w:t>
       </w:r>
       <w:r>
         <w:rPr>
@@ -4479,7 +4605,20 @@
     </w:p>
     <w:p>
       <w:pPr>
-        <w:spacing w:after="80"/>
+        <w:spacing w:after="40"/>
+        <w:ind w:left="240"/>
+      </w:pPr>
+      <w:r>
+        <w:rPr>
+          <w:sz w:val="22"/>
+          <w:szCs w:val="22"/>
+        </w:rPr>
+        <w:t xml:space="preserve">You might still be progressing.</w:t>
+      </w:r>
+    </w:p>
+    <w:p>
+      <w:pPr>
+        <w:spacing w:after="40"/>
         <w:ind w:left="240"/>
       </w:pPr>
       <w:r>
@@ -4487,10 +4626,10 @@
           <w:i/>
           <w:iCs/>
           <w:color w:val="6B6B6B"/>
-          <w:sz w:val="19"/>
-          <w:szCs w:val="19"/>
-        </w:rPr>
-        <w:t xml:space="preserve">[MEME: 'level up' hero moment parody.]</w:t>
+          <w:sz w:val="18"/>
+          <w:szCs w:val="18"/>
+        </w:rPr>
+        <w:t xml:space="preserve">[MEME lands on the turn: a 'level up' hero moment]</w:t>
       </w:r>
     </w:p>
     <w:p>
@@ -4498,7 +4637,7 @@
         <w:pBdr>
           <w:bottom w:val="single" w:color="FFE11A" w:sz="6" w:space="1"/>
         </w:pBdr>
-        <w:spacing w:after="80" w:before="200"/>
+        <w:spacing w:after="40" w:before="110"/>
       </w:pPr>
       <w:r>
         <w:rPr>
@@ -4508,16 +4647,16 @@
           <w:sz w:val="20"/>
           <w:szCs w:val="20"/>
         </w:rPr>
-        <w:t xml:space="preserve">7–12s  </w:t>
-      </w:r>
-      <w:r>
-        <w:rPr>
-          <w:b/>
-          <w:bCs/>
-          <w:sz w:val="22"/>
-          <w:szCs w:val="22"/>
-        </w:rPr>
-        <w:t xml:space="preserve">AUTHORITY</w:t>
+        <w:t xml:space="preserve">6–13s  </w:t>
+      </w:r>
+      <w:r>
+        <w:rPr>
+          <w:b/>
+          <w:bCs/>
+          <w:sz w:val="22"/>
+          <w:szCs w:val="22"/>
+        </w:rPr>
+        <w:t xml:space="preserve">2 · VALUE (real info by 13 s)</w:t>
       </w:r>
       <w:r>
         <w:rPr>
@@ -4532,15 +4671,31 @@
     </w:p>
     <w:p>
       <w:pPr>
-        <w:spacing w:after="80"/>
-        <w:ind w:left="240"/>
-      </w:pPr>
-      <w:r>
-        <w:rPr>
-          <w:sz w:val="24"/>
-          <w:szCs w:val="24"/>
-        </w:rPr>
-        <w:t xml:space="preserve">Lifting Science, episode 2. This is how progress keeps going when the weight won't move.</w:t>
+        <w:spacing w:after="40"/>
+        <w:ind w:left="240"/>
+      </w:pPr>
+      <w:r>
+        <w:rPr>
+          <w:sz w:val="22"/>
+          <w:szCs w:val="22"/>
+        </w:rPr>
+        <w:t xml:space="preserve">Lifting Science, episode 2. In a 2022 trial, lifters who added reps at the same weight grew about as much as lifters who added weight.</w:t>
+      </w:r>
+    </w:p>
+    <w:p>
+      <w:pPr>
+        <w:spacing w:after="40"/>
+        <w:ind w:left="240"/>
+      </w:pPr>
+      <w:r>
+        <w:rPr>
+          <w:i/>
+          <w:iCs/>
+          <w:color w:val="6B6B6B"/>
+          <w:sz w:val="18"/>
+          <w:szCs w:val="18"/>
+        </w:rPr>
+        <w:t xml:space="preserve">[ON-SCREEN: Plotkin et al., PeerJ 2022]</w:t>
       </w:r>
     </w:p>
     <w:p>
@@ -4548,7 +4703,7 @@
         <w:pBdr>
           <w:bottom w:val="single" w:color="FFE11A" w:sz="6" w:space="1"/>
         </w:pBdr>
-        <w:spacing w:after="80" w:before="200"/>
+        <w:spacing w:after="40" w:before="110"/>
       </w:pPr>
       <w:r>
         <w:rPr>
@@ -4558,126 +4713,29 @@
           <w:sz w:val="20"/>
           <w:szCs w:val="20"/>
         </w:rPr>
-        <w:t xml:space="preserve">12–55s  </w:t>
-      </w:r>
-      <w:r>
-        <w:rPr>
-          <w:b/>
-          <w:bCs/>
-          <w:sz w:val="22"/>
-          <w:szCs w:val="22"/>
-        </w:rPr>
-        <w:t xml:space="preserve">THE BOARD</w:t>
-      </w:r>
-    </w:p>
-    <w:p>
-      <w:pPr>
-        <w:spacing w:after="80"/>
-        <w:ind w:left="240"/>
-      </w:pPr>
-      <w:r>
-        <w:rPr>
-          <w:i/>
-          <w:iCs/>
-          <w:color w:val="6B6B6B"/>
-          <w:sz w:val="19"/>
-          <w:szCs w:val="19"/>
-        </w:rPr>
-        <w:t xml:space="preserve">[Board: PROGRESSIVE OVERLOAD = LOAD ↑ or REPS ↑]</w:t>
-      </w:r>
-    </w:p>
-    <w:p>
-      <w:pPr>
-        <w:spacing w:after="80"/>
-        <w:ind w:left="240"/>
-      </w:pPr>
-      <w:r>
-        <w:rPr>
-          <w:sz w:val="24"/>
-          <w:szCs w:val="24"/>
-        </w:rPr>
-        <w:t xml:space="preserve">Progressive overload means doing a bit more over time.</w:t>
-      </w:r>
-    </w:p>
-    <w:p>
-      <w:pPr>
-        <w:spacing w:after="80"/>
-        <w:ind w:left="240"/>
-      </w:pPr>
-      <w:r>
-        <w:rPr>
-          <w:sz w:val="24"/>
-          <w:szCs w:val="24"/>
-        </w:rPr>
-        <w:t xml:space="preserve">A 2022 trial in trained lifters: one group added weight, the other added reps at the same weight. Eight weeks.</w:t>
-      </w:r>
-    </w:p>
-    <w:p>
-      <w:pPr>
-        <w:spacing w:after="80"/>
-        <w:ind w:left="240"/>
-      </w:pPr>
-      <w:r>
-        <w:rPr>
-          <w:i/>
-          <w:iCs/>
-          <w:color w:val="6B6B6B"/>
-          <w:sz w:val="19"/>
-          <w:szCs w:val="19"/>
-        </w:rPr>
-        <w:t xml:space="preserve">[ON-SCREEN: Plotkin et al., PeerJ 2022]</w:t>
-      </w:r>
-    </w:p>
-    <w:p>
-      <w:pPr>
-        <w:spacing w:after="80"/>
-        <w:ind w:left="240"/>
-      </w:pPr>
-      <w:r>
-        <w:rPr>
-          <w:sz w:val="24"/>
-          <w:szCs w:val="24"/>
-        </w:rPr>
-        <w:t xml:space="preserve">Muscle growth: similar. Strength: slightly better when adding weight.</w:t>
-      </w:r>
-    </w:p>
-    <w:p>
-      <w:pPr>
-        <w:spacing w:after="80"/>
-        <w:ind w:left="240"/>
-      </w:pPr>
-      <w:r>
-        <w:rPr>
-          <w:sz w:val="24"/>
-          <w:szCs w:val="24"/>
-        </w:rPr>
-        <w:t xml:space="preserve">So adding weight is the only way? No.</w:t>
-      </w:r>
-    </w:p>
-    <w:p>
-      <w:pPr>
-        <w:spacing w:after="80"/>
-        <w:ind w:left="240"/>
-      </w:pPr>
-      <w:r>
-        <w:rPr>
-          <w:sz w:val="24"/>
-          <w:szCs w:val="24"/>
-        </w:rPr>
-        <w:t xml:space="preserve">Example: 3 sets of 10 at 60 kg. Next week, 3 sets of 11. Then 12. Then go to 62.5 kg for 3 sets of 10.</w:t>
-      </w:r>
-    </w:p>
-    <w:p>
-      <w:pPr>
-        <w:spacing w:after="80"/>
-        <w:ind w:left="240"/>
-      </w:pPr>
-      <w:r>
-        <w:rPr>
-          <w:sz w:val="24"/>
-          <w:szCs w:val="24"/>
-        </w:rPr>
-        <w:t xml:space="preserve">Write it down. You can't progress what you don't track.</w:t>
+        <w:t xml:space="preserve">13–22s  </w:t>
+      </w:r>
+      <w:r>
+        <w:rPr>
+          <w:b/>
+          <w:bCs/>
+          <w:sz w:val="22"/>
+          <w:szCs w:val="22"/>
+        </w:rPr>
+        <w:t xml:space="preserve">3 · FIRST PROBLEM</w:t>
+      </w:r>
+    </w:p>
+    <w:p>
+      <w:pPr>
+        <w:spacing w:after="40"/>
+        <w:ind w:left="240"/>
+      </w:pPr>
+      <w:r>
+        <w:rPr>
+          <w:sz w:val="22"/>
+          <w:szCs w:val="22"/>
+        </w:rPr>
+        <w:t xml:space="preserve">Problem: if you don't track your reps, you don't know if you're adding any.</w:t>
       </w:r>
     </w:p>
     <w:p>
@@ -4685,7 +4743,7 @@
         <w:pBdr>
           <w:bottom w:val="single" w:color="FFE11A" w:sz="6" w:space="1"/>
         </w:pBdr>
-        <w:spacing w:after="80" w:before="200"/>
+        <w:spacing w:after="40" w:before="110"/>
       </w:pPr>
       <w:r>
         <w:rPr>
@@ -4695,29 +4753,29 @@
           <w:sz w:val="20"/>
           <w:szCs w:val="20"/>
         </w:rPr>
-        <w:t xml:space="preserve">55–60s  </w:t>
-      </w:r>
-      <w:r>
-        <w:rPr>
-          <w:b/>
-          <w:bCs/>
-          <w:sz w:val="22"/>
-          <w:szCs w:val="22"/>
-        </w:rPr>
-        <w:t xml:space="preserve">LINK</w:t>
-      </w:r>
-    </w:p>
-    <w:p>
-      <w:pPr>
-        <w:spacing w:after="80"/>
-        <w:ind w:left="240"/>
-      </w:pPr>
-      <w:r>
-        <w:rPr>
-          <w:sz w:val="24"/>
-          <w:szCs w:val="24"/>
-        </w:rPr>
-        <w:t xml:space="preserve">Comment TRACK and I'll send you my free progression tracker.</w:t>
+        <w:t xml:space="preserve">22–30s  </w:t>
+      </w:r>
+      <w:r>
+        <w:rPr>
+          <w:b/>
+          <w:bCs/>
+          <w:sz w:val="22"/>
+          <w:szCs w:val="22"/>
+        </w:rPr>
+        <w:t xml:space="preserve">4 · FALSE RELIEF (half the fix)</w:t>
+      </w:r>
+    </w:p>
+    <w:p>
+      <w:pPr>
+        <w:spacing w:after="40"/>
+        <w:ind w:left="240"/>
+      </w:pPr>
+      <w:r>
+        <w:rPr>
+          <w:sz w:val="22"/>
+          <w:szCs w:val="22"/>
+        </w:rPr>
+        <w:t xml:space="preserve">So write it down. That alone puts you ahead of most of the gym.</w:t>
       </w:r>
     </w:p>
     <w:p>
@@ -4725,7 +4783,7 @@
         <w:pBdr>
           <w:bottom w:val="single" w:color="FFE11A" w:sz="6" w:space="1"/>
         </w:pBdr>
-        <w:spacing w:after="80" w:before="200"/>
+        <w:spacing w:after="40" w:before="110"/>
       </w:pPr>
       <w:r>
         <w:rPr>
@@ -4735,16 +4793,138 @@
           <w:sz w:val="20"/>
           <w:szCs w:val="20"/>
         </w:rPr>
-        <w:t xml:space="preserve">60–78s  </w:t>
-      </w:r>
-      <w:r>
-        <w:rPr>
-          <w:b/>
-          <w:bCs/>
-          <w:sz w:val="22"/>
-          <w:szCs w:val="22"/>
-        </w:rPr>
-        <w:t xml:space="preserve">CLOSE + SHARE</w:t>
+        <w:t xml:space="preserve">30–40s  </w:t>
+      </w:r>
+      <w:r>
+        <w:rPr>
+          <w:b/>
+          <w:bCs/>
+          <w:sz w:val="22"/>
+          <w:szCs w:val="22"/>
+        </w:rPr>
+        <w:t xml:space="preserve">5 · SECOND, BIGGER PROBLEM</w:t>
+      </w:r>
+    </w:p>
+    <w:p>
+      <w:pPr>
+        <w:spacing w:after="40"/>
+        <w:ind w:left="240"/>
+      </w:pPr>
+      <w:r>
+        <w:rPr>
+          <w:sz w:val="22"/>
+          <w:szCs w:val="22"/>
+        </w:rPr>
+        <w:t xml:space="preserve">The bigger problem: adding reps forever doesn't work. At some point your sets get so long it's cardio.</w:t>
+      </w:r>
+    </w:p>
+    <w:p>
+      <w:pPr>
+        <w:pBdr>
+          <w:bottom w:val="single" w:color="FFE11A" w:sz="6" w:space="1"/>
+        </w:pBdr>
+        <w:spacing w:after="40" w:before="110"/>
+      </w:pPr>
+      <w:r>
+        <w:rPr>
+          <w:b/>
+          <w:bCs/>
+          <w:color w:val="6B6B6B"/>
+          <w:sz w:val="20"/>
+          <w:szCs w:val="20"/>
+        </w:rPr>
+        <w:t xml:space="preserve">40–55s  </w:t>
+      </w:r>
+      <w:r>
+        <w:rPr>
+          <w:b/>
+          <w:bCs/>
+          <w:sz w:val="22"/>
+          <w:szCs w:val="22"/>
+        </w:rPr>
+        <w:t xml:space="preserve">6 · SOLUTION (close every loop)</w:t>
+      </w:r>
+    </w:p>
+    <w:p>
+      <w:pPr>
+        <w:spacing w:after="40"/>
+        <w:ind w:left="240"/>
+      </w:pPr>
+      <w:r>
+        <w:rPr>
+          <w:i/>
+          <w:iCs/>
+          <w:color w:val="6B6B6B"/>
+          <w:sz w:val="18"/>
+          <w:szCs w:val="18"/>
+        </w:rPr>
+        <w:t xml:space="preserve">[Board: 3×10 → 3×11 → 3×12 → +2.5 kg → 3×10]</w:t>
+      </w:r>
+    </w:p>
+    <w:p>
+      <w:pPr>
+        <w:spacing w:after="40"/>
+        <w:ind w:left="240"/>
+      </w:pPr>
+      <w:r>
+        <w:rPr>
+          <w:sz w:val="22"/>
+          <w:szCs w:val="22"/>
+        </w:rPr>
+        <w:t xml:space="preserve">Use a rep range. Three sets of 10 at 60 kilos. Then 11. Then 12. Hit 12 on every set? Add 2.5 kilos and drop back to 10.</w:t>
+      </w:r>
+    </w:p>
+    <w:p>
+      <w:pPr>
+        <w:spacing w:after="40"/>
+        <w:ind w:left="240"/>
+      </w:pPr>
+      <w:r>
+        <w:rPr>
+          <w:sz w:val="22"/>
+          <w:szCs w:val="22"/>
+        </w:rPr>
+        <w:t xml:space="preserve">And for strength, adding weight edged ahead in that trial.</w:t>
+      </w:r>
+    </w:p>
+    <w:p>
+      <w:pPr>
+        <w:spacing w:after="40"/>
+        <w:ind w:left="240"/>
+      </w:pPr>
+      <w:r>
+        <w:rPr>
+          <w:sz w:val="22"/>
+          <w:szCs w:val="22"/>
+        </w:rPr>
+        <w:t xml:space="preserve">Comment TRACK and I'll send you my progression tracker.</w:t>
+      </w:r>
+    </w:p>
+    <w:p>
+      <w:pPr>
+        <w:pBdr>
+          <w:bottom w:val="single" w:color="FFE11A" w:sz="6" w:space="1"/>
+        </w:pBdr>
+        <w:spacing w:after="40" w:before="110"/>
+      </w:pPr>
+      <w:r>
+        <w:rPr>
+          <w:b/>
+          <w:bCs/>
+          <w:color w:val="6B6B6B"/>
+          <w:sz w:val="20"/>
+          <w:szCs w:val="20"/>
+        </w:rPr>
+        <w:t xml:space="preserve">55–72s  </w:t>
+      </w:r>
+      <w:r>
+        <w:rPr>
+          <w:b/>
+          <w:bCs/>
+          <w:sz w:val="22"/>
+          <w:szCs w:val="22"/>
+        </w:rPr>
+        <w:t xml:space="preserve">7 · EMOTIONAL CTA (end on hope)</w:t>
       </w:r>
       <w:r>
         <w:rPr>
@@ -4759,28 +4939,28 @@
     </w:p>
     <w:p>
       <w:pPr>
-        <w:spacing w:after="80"/>
-        <w:ind w:left="240"/>
-      </w:pPr>
-      <w:r>
-        <w:rPr>
-          <w:sz w:val="24"/>
-          <w:szCs w:val="24"/>
-        </w:rPr>
-        <w:t xml:space="preserve">Episode 3 next Thursday: how long to rest between sets. Follow for the series.</w:t>
-      </w:r>
-    </w:p>
-    <w:p>
-      <w:pPr>
-        <w:spacing w:after="80"/>
-        <w:ind w:left="240"/>
-      </w:pPr>
-      <w:r>
-        <w:rPr>
-          <w:sz w:val="24"/>
-          <w:szCs w:val="24"/>
-        </w:rPr>
-        <w:t xml:space="preserve">Share this with the friend who's been 'stuck' at the same weight for six months.</w:t>
+        <w:spacing w:after="40"/>
+        <w:ind w:left="240"/>
+      </w:pPr>
+      <w:r>
+        <w:rPr>
+          <w:sz w:val="22"/>
+          <w:szCs w:val="22"/>
+        </w:rPr>
+        <w:t xml:space="preserve">Small wins every week beat one big jump you can't keep. Episode 3 next Thursday.</w:t>
+      </w:r>
+    </w:p>
+    <w:p>
+      <w:pPr>
+        <w:spacing w:after="40"/>
+        <w:ind w:left="240"/>
+      </w:pPr>
+      <w:r>
+        <w:rPr>
+          <w:sz w:val="22"/>
+          <w:szCs w:val="22"/>
+        </w:rPr>
+        <w:t xml:space="preserve">Send this to the friend who's been 'stuck' for months.</w:t>
       </w:r>
     </w:p>
     <w:p>
@@ -4994,7 +5174,7 @@
                 <w:sz w:val="20"/>
                 <w:szCs w:val="20"/>
               </w:rPr>
-              <w:t xml:space="preserve">~51 s spoken in English (125 words). Keep the Tamil delivery under 90 s.</w:t>
+              <w:t xml:space="preserve">~53 s spoken in English (130 words). Keep the Tamil delivery under 90 s.</w:t>
             </w:r>
           </w:p>
         </w:tc>
@@ -5060,7 +5240,7 @@
               </w:rPr>
               <w:t xml:space="preserve">  </w:t>
             </w:r>
-            <w:hyperlink w:history="1" r:id="rIdabckx6cbysvbgbbfctvfq">
+            <w:hyperlink w:history="1" r:id="rIdtpch2paywgtqtljdde25t">
               <w:r>
                 <w:rPr>
                   <w:rStyle w:val="Hyperlink"/>
@@ -5078,7 +5258,7 @@
               </w:rPr>
               <w:t xml:space="preserve">   Also: </w:t>
             </w:r>
-            <w:hyperlink w:history="1" r:id="rId6scoyq0evhndenkfwwzqd">
+            <w:hyperlink w:history="1" r:id="rIda_emhwrm5dicdr7udtxcv">
               <w:r>
                 <w:rPr>
                   <w:rStyle w:val="Hyperlink"/>
@@ -5097,7 +5277,7 @@
         <w:pBdr>
           <w:bottom w:val="single" w:color="FFE11A" w:sz="6" w:space="1"/>
         </w:pBdr>
-        <w:spacing w:after="80" w:before="200"/>
+        <w:spacing w:after="40" w:before="110"/>
       </w:pPr>
       <w:r>
         <w:rPr>
@@ -5107,16 +5287,16 @@
           <w:sz w:val="20"/>
           <w:szCs w:val="20"/>
         </w:rPr>
-        <w:t xml:space="preserve">0–5s  </w:t>
-      </w:r>
-      <w:r>
-        <w:rPr>
-          <w:b/>
-          <w:bCs/>
-          <w:sz w:val="22"/>
-          <w:szCs w:val="22"/>
-        </w:rPr>
-        <w:t xml:space="preserve">HOOK STACK</w:t>
+        <w:t xml:space="preserve">0–3s  </w:t>
+      </w:r>
+      <w:r>
+        <w:rPr>
+          <w:b/>
+          <w:bCs/>
+          <w:sz w:val="22"/>
+          <w:szCs w:val="22"/>
+        </w:rPr>
+        <w:t xml:space="preserve">1 · HOOK: CURIOSITY</w:t>
       </w:r>
       <w:r>
         <w:rPr>
@@ -5131,7 +5311,7 @@
     </w:p>
     <w:p>
       <w:pPr>
-        <w:spacing w:after="80"/>
+        <w:spacing w:after="40"/>
         <w:ind w:left="240"/>
       </w:pPr>
       <w:r>
@@ -5139,49 +5319,23 @@
           <w:i/>
           <w:iCs/>
           <w:color w:val="6B6B6B"/>
-          <w:sz w:val="19"/>
-          <w:szCs w:val="19"/>
-        </w:rPr>
-        <w:t xml:space="preserve">[Rising SFX.]</w:t>
-      </w:r>
-    </w:p>
-    <w:p>
-      <w:pPr>
-        <w:spacing w:after="80"/>
-        <w:ind w:left="240"/>
-      </w:pPr>
-      <w:r>
-        <w:rPr>
-          <w:sz w:val="24"/>
-          <w:szCs w:val="24"/>
-        </w:rPr>
-        <w:t xml:space="preserve">Cardio kills your gains.</w:t>
-      </w:r>
-    </w:p>
-    <w:p>
-      <w:pPr>
-        <w:spacing w:after="80"/>
-        <w:ind w:left="240"/>
-      </w:pPr>
-      <w:r>
-        <w:rPr>
-          <w:sz w:val="24"/>
-          <w:szCs w:val="24"/>
+          <w:sz w:val="18"/>
+          <w:szCs w:val="18"/>
+        </w:rPr>
+        <w:t xml:space="preserve">[Rising SFX starts under the first word.]</w:t>
+      </w:r>
+    </w:p>
+    <w:p>
+      <w:pPr>
+        <w:spacing w:after="40"/>
+        <w:ind w:left="240"/>
+      </w:pPr>
+      <w:r>
+        <w:rPr>
+          <w:sz w:val="22"/>
+          <w:szCs w:val="22"/>
         </w:rPr>
         <w:t xml:space="preserve">One treadmill session and your biceps disappear?</w:t>
-      </w:r>
-    </w:p>
-    <w:p>
-      <w:pPr>
-        <w:spacing w:after="80"/>
-        <w:ind w:left="240"/>
-      </w:pPr>
-      <w:r>
-        <w:rPr>
-          <w:sz w:val="24"/>
-          <w:szCs w:val="24"/>
-        </w:rPr>
-        <w:t xml:space="preserve">Researchers tested it properly.</w:t>
       </w:r>
     </w:p>
     <w:p>
@@ -5189,7 +5343,7 @@
         <w:pBdr>
           <w:bottom w:val="single" w:color="FFE11A" w:sz="6" w:space="1"/>
         </w:pBdr>
-        <w:spacing w:after="80" w:before="200"/>
+        <w:spacing w:after="40" w:before="110"/>
       </w:pPr>
       <w:r>
         <w:rPr>
@@ -5199,16 +5353,16 @@
           <w:sz w:val="20"/>
           <w:szCs w:val="20"/>
         </w:rPr>
-        <w:t xml:space="preserve">5–7s  </w:t>
-      </w:r>
-      <w:r>
-        <w:rPr>
-          <w:b/>
-          <w:bCs/>
-          <w:sz w:val="22"/>
-          <w:szCs w:val="22"/>
-        </w:rPr>
-        <w:t xml:space="preserve">MEME</w:t>
+        <w:t xml:space="preserve">3–6s  </w:t>
+      </w:r>
+      <w:r>
+        <w:rPr>
+          <w:b/>
+          <w:bCs/>
+          <w:sz w:val="22"/>
+          <w:szCs w:val="22"/>
+        </w:rPr>
+        <w:t xml:space="preserve">1 · HOOK: PATTERN INTERRUPT</w:t>
       </w:r>
       <w:r>
         <w:rPr>
@@ -5223,7 +5377,20 @@
     </w:p>
     <w:p>
       <w:pPr>
-        <w:spacing w:after="80"/>
+        <w:spacing w:after="40"/>
+        <w:ind w:left="240"/>
+      </w:pPr>
+      <w:r>
+        <w:rPr>
+          <w:sz w:val="22"/>
+          <w:szCs w:val="22"/>
+        </w:rPr>
+        <w:t xml:space="preserve">A meta-analysis says cardio doesn't kill your gains.</w:t>
+      </w:r>
+    </w:p>
+    <w:p>
+      <w:pPr>
+        <w:spacing w:after="40"/>
         <w:ind w:left="240"/>
       </w:pPr>
       <w:r>
@@ -5231,10 +5398,10 @@
           <w:i/>
           <w:iCs/>
           <w:color w:val="6B6B6B"/>
-          <w:sz w:val="19"/>
-          <w:szCs w:val="19"/>
-        </w:rPr>
-        <w:t xml:space="preserve">[MEME: running away from something, comedy chase scene.]</w:t>
+          <w:sz w:val="18"/>
+          <w:szCs w:val="18"/>
+        </w:rPr>
+        <w:t xml:space="preserve">[MEME lands on the turn: running away from something, comedy chase]</w:t>
       </w:r>
     </w:p>
     <w:p>
@@ -5242,7 +5409,7 @@
         <w:pBdr>
           <w:bottom w:val="single" w:color="FFE11A" w:sz="6" w:space="1"/>
         </w:pBdr>
-        <w:spacing w:after="80" w:before="200"/>
+        <w:spacing w:after="40" w:before="110"/>
       </w:pPr>
       <w:r>
         <w:rPr>
@@ -5252,16 +5419,16 @@
           <w:sz w:val="20"/>
           <w:szCs w:val="20"/>
         </w:rPr>
-        <w:t xml:space="preserve">7–12s  </w:t>
-      </w:r>
-      <w:r>
-        <w:rPr>
-          <w:b/>
-          <w:bCs/>
-          <w:sz w:val="22"/>
-          <w:szCs w:val="22"/>
-        </w:rPr>
-        <w:t xml:space="preserve">AUTHORITY</w:t>
+        <w:t xml:space="preserve">6–13s  </w:t>
+      </w:r>
+      <w:r>
+        <w:rPr>
+          <w:b/>
+          <w:bCs/>
+          <w:sz w:val="22"/>
+          <w:szCs w:val="22"/>
+        </w:rPr>
+        <w:t xml:space="preserve">2 · VALUE (real info by 13 s)</w:t>
       </w:r>
       <w:r>
         <w:rPr>
@@ -5276,15 +5443,31 @@
     </w:p>
     <w:p>
       <w:pPr>
-        <w:spacing w:after="80"/>
-        <w:ind w:left="240"/>
-      </w:pPr>
-      <w:r>
-        <w:rPr>
-          <w:sz w:val="24"/>
-          <w:szCs w:val="24"/>
-        </w:rPr>
-        <w:t xml:space="preserve">Eight years of lifting. Here's what the research says about cardio.</w:t>
+        <w:spacing w:after="40"/>
+        <w:ind w:left="240"/>
+      </w:pPr>
+      <w:r>
+        <w:rPr>
+          <w:sz w:val="22"/>
+          <w:szCs w:val="22"/>
+        </w:rPr>
+        <w:t xml:space="preserve">Strength plus cardio versus strength alone: no interference with muscle size or strength.</w:t>
+      </w:r>
+    </w:p>
+    <w:p>
+      <w:pPr>
+        <w:spacing w:after="40"/>
+        <w:ind w:left="240"/>
+      </w:pPr>
+      <w:r>
+        <w:rPr>
+          <w:i/>
+          <w:iCs/>
+          <w:color w:val="6B6B6B"/>
+          <w:sz w:val="18"/>
+          <w:szCs w:val="18"/>
+        </w:rPr>
+        <w:t xml:space="preserve">[ON-SCREEN: Schumann et al., Sports Medicine 2022]</w:t>
       </w:r>
     </w:p>
     <w:p>
@@ -5292,7 +5475,7 @@
         <w:pBdr>
           <w:bottom w:val="single" w:color="FFE11A" w:sz="6" w:space="1"/>
         </w:pBdr>
-        <w:spacing w:after="80" w:before="200"/>
+        <w:spacing w:after="40" w:before="110"/>
       </w:pPr>
       <w:r>
         <w:rPr>
@@ -5302,100 +5485,29 @@
           <w:sz w:val="20"/>
           <w:szCs w:val="20"/>
         </w:rPr>
-        <w:t xml:space="preserve">12–48s  </w:t>
-      </w:r>
-      <w:r>
-        <w:rPr>
-          <w:b/>
-          <w:bCs/>
-          <w:sz w:val="22"/>
-          <w:szCs w:val="22"/>
-        </w:rPr>
-        <w:t xml:space="preserve">THE STUDY</w:t>
-      </w:r>
-    </w:p>
-    <w:p>
-      <w:pPr>
-        <w:spacing w:after="80"/>
-        <w:ind w:left="240"/>
-      </w:pPr>
-      <w:r>
-        <w:rPr>
-          <w:sz w:val="24"/>
-          <w:szCs w:val="24"/>
-        </w:rPr>
-        <w:t xml:space="preserve">A 2022 meta-analysis compared strength training alone with strength training plus cardio.</w:t>
-      </w:r>
-    </w:p>
-    <w:p>
-      <w:pPr>
-        <w:spacing w:after="80"/>
-        <w:ind w:left="240"/>
-      </w:pPr>
-      <w:r>
-        <w:rPr>
-          <w:i/>
-          <w:iCs/>
-          <w:color w:val="6B6B6B"/>
-          <w:sz w:val="19"/>
-          <w:szCs w:val="19"/>
-        </w:rPr>
-        <w:t xml:space="preserve">[ON-SCREEN: Schumann et al., Sports Medicine 2022]</w:t>
-      </w:r>
-    </w:p>
-    <w:p>
-      <w:pPr>
-        <w:spacing w:after="80"/>
-        <w:ind w:left="240"/>
-      </w:pPr>
-      <w:r>
-        <w:rPr>
-          <w:sz w:val="24"/>
-          <w:szCs w:val="24"/>
-        </w:rPr>
-        <w:t xml:space="preserve">Muscle size and strength: no interference.</w:t>
-      </w:r>
-    </w:p>
-    <w:p>
-      <w:pPr>
-        <w:spacing w:after="80"/>
-        <w:ind w:left="240"/>
-      </w:pPr>
-      <w:r>
-        <w:rPr>
-          <w:sz w:val="24"/>
-          <w:szCs w:val="24"/>
-        </w:rPr>
-        <w:t xml:space="preserve">So cardio is totally free? Almost. One analysis looking at individual muscle fibres saw a small effect, mostly with running rather than cycling.</w:t>
-      </w:r>
-    </w:p>
-    <w:p>
-      <w:pPr>
-        <w:spacing w:after="80"/>
-        <w:ind w:left="240"/>
-      </w:pPr>
-      <w:r>
-        <w:rPr>
-          <w:i/>
-          <w:iCs/>
-          <w:color w:val="6B6B6B"/>
-          <w:sz w:val="19"/>
-          <w:szCs w:val="19"/>
-        </w:rPr>
-        <w:t xml:space="preserve">[ON-SCREEN: Lundberg et al., Sports Medicine 2022]</w:t>
-      </w:r>
-    </w:p>
-    <w:p>
-      <w:pPr>
-        <w:spacing w:after="80"/>
-        <w:ind w:left="240"/>
-      </w:pPr>
-      <w:r>
-        <w:rPr>
-          <w:sz w:val="24"/>
-          <w:szCs w:val="24"/>
-        </w:rPr>
-        <w:t xml:space="preserve">So keep your cardio sensible. If gains are your priority, cycling and walking are easy wins. And maybe don't run a 10K right before leg day.</w:t>
+        <w:t xml:space="preserve">13–22s  </w:t>
+      </w:r>
+      <w:r>
+        <w:rPr>
+          <w:b/>
+          <w:bCs/>
+          <w:sz w:val="22"/>
+          <w:szCs w:val="22"/>
+        </w:rPr>
+        <w:t xml:space="preserve">3 · FIRST PROBLEM</w:t>
+      </w:r>
+    </w:p>
+    <w:p>
+      <w:pPr>
+        <w:spacing w:after="40"/>
+        <w:ind w:left="240"/>
+      </w:pPr>
+      <w:r>
+        <w:rPr>
+          <w:sz w:val="22"/>
+          <w:szCs w:val="22"/>
+        </w:rPr>
+        <w:t xml:space="preserve">Problem: then why do so many lifters swear it hurts?</w:t>
       </w:r>
     </w:p>
     <w:p>
@@ -5403,7 +5515,7 @@
         <w:pBdr>
           <w:bottom w:val="single" w:color="FFE11A" w:sz="6" w:space="1"/>
         </w:pBdr>
-        <w:spacing w:after="80" w:before="200"/>
+        <w:spacing w:after="40" w:before="110"/>
       </w:pPr>
       <w:r>
         <w:rPr>
@@ -5413,16 +5525,152 @@
           <w:sz w:val="20"/>
           <w:szCs w:val="20"/>
         </w:rPr>
-        <w:t xml:space="preserve">48–65s  </w:t>
-      </w:r>
-      <w:r>
-        <w:rPr>
-          <w:b/>
-          <w:bCs/>
-          <w:sz w:val="22"/>
-          <w:szCs w:val="22"/>
-        </w:rPr>
-        <w:t xml:space="preserve">CLOSE + SHARE</w:t>
+        <w:t xml:space="preserve">22–30s  </w:t>
+      </w:r>
+      <w:r>
+        <w:rPr>
+          <w:b/>
+          <w:bCs/>
+          <w:sz w:val="22"/>
+          <w:szCs w:val="22"/>
+        </w:rPr>
+        <w:t xml:space="preserve">4 · FALSE RELIEF (half the fix)</w:t>
+      </w:r>
+    </w:p>
+    <w:p>
+      <w:pPr>
+        <w:spacing w:after="40"/>
+        <w:ind w:left="240"/>
+      </w:pPr>
+      <w:r>
+        <w:rPr>
+          <w:sz w:val="22"/>
+          <w:szCs w:val="22"/>
+        </w:rPr>
+        <w:t xml:space="preserve">Because there's a small truth in it. One analysis of individual muscle fibres found a small effect, mostly with running rather than cycling.</w:t>
+      </w:r>
+    </w:p>
+    <w:p>
+      <w:pPr>
+        <w:spacing w:after="40"/>
+        <w:ind w:left="240"/>
+      </w:pPr>
+      <w:r>
+        <w:rPr>
+          <w:i/>
+          <w:iCs/>
+          <w:color w:val="6B6B6B"/>
+          <w:sz w:val="18"/>
+          <w:szCs w:val="18"/>
+        </w:rPr>
+        <w:t xml:space="preserve">[ON-SCREEN: Lundberg et al., Sports Medicine 2022]</w:t>
+      </w:r>
+    </w:p>
+    <w:p>
+      <w:pPr>
+        <w:pBdr>
+          <w:bottom w:val="single" w:color="FFE11A" w:sz="6" w:space="1"/>
+        </w:pBdr>
+        <w:spacing w:after="40" w:before="110"/>
+      </w:pPr>
+      <w:r>
+        <w:rPr>
+          <w:b/>
+          <w:bCs/>
+          <w:color w:val="6B6B6B"/>
+          <w:sz w:val="20"/>
+          <w:szCs w:val="20"/>
+        </w:rPr>
+        <w:t xml:space="preserve">30–40s  </w:t>
+      </w:r>
+      <w:r>
+        <w:rPr>
+          <w:b/>
+          <w:bCs/>
+          <w:sz w:val="22"/>
+          <w:szCs w:val="22"/>
+        </w:rPr>
+        <w:t xml:space="preserve">5 · SECOND, BIGGER PROBLEM</w:t>
+      </w:r>
+    </w:p>
+    <w:p>
+      <w:pPr>
+        <w:spacing w:after="40"/>
+        <w:ind w:left="240"/>
+      </w:pPr>
+      <w:r>
+        <w:rPr>
+          <w:sz w:val="22"/>
+          <w:szCs w:val="22"/>
+        </w:rPr>
+        <w:t xml:space="preserve">The bigger problem: skipping cardio completely. Your heart and your daily stamina pay for it.</w:t>
+      </w:r>
+    </w:p>
+    <w:p>
+      <w:pPr>
+        <w:pBdr>
+          <w:bottom w:val="single" w:color="FFE11A" w:sz="6" w:space="1"/>
+        </w:pBdr>
+        <w:spacing w:after="40" w:before="110"/>
+      </w:pPr>
+      <w:r>
+        <w:rPr>
+          <w:b/>
+          <w:bCs/>
+          <w:color w:val="6B6B6B"/>
+          <w:sz w:val="20"/>
+          <w:szCs w:val="20"/>
+        </w:rPr>
+        <w:t xml:space="preserve">40–55s  </w:t>
+      </w:r>
+      <w:r>
+        <w:rPr>
+          <w:b/>
+          <w:bCs/>
+          <w:sz w:val="22"/>
+          <w:szCs w:val="22"/>
+        </w:rPr>
+        <w:t xml:space="preserve">6 · SOLUTION (close every loop)</w:t>
+      </w:r>
+    </w:p>
+    <w:p>
+      <w:pPr>
+        <w:spacing w:after="40"/>
+        <w:ind w:left="240"/>
+      </w:pPr>
+      <w:r>
+        <w:rPr>
+          <w:sz w:val="22"/>
+          <w:szCs w:val="22"/>
+        </w:rPr>
+        <w:t xml:space="preserve">So keep cardio, and keep it sensible. If gains are the priority, cycling and walking are easy wins. And don't do a long run right before leg day.</w:t>
+      </w:r>
+    </w:p>
+    <w:p>
+      <w:pPr>
+        <w:pBdr>
+          <w:bottom w:val="single" w:color="FFE11A" w:sz="6" w:space="1"/>
+        </w:pBdr>
+        <w:spacing w:after="40" w:before="110"/>
+      </w:pPr>
+      <w:r>
+        <w:rPr>
+          <w:b/>
+          <w:bCs/>
+          <w:color w:val="6B6B6B"/>
+          <w:sz w:val="20"/>
+          <w:szCs w:val="20"/>
+        </w:rPr>
+        <w:t xml:space="preserve">55–72s  </w:t>
+      </w:r>
+      <w:r>
+        <w:rPr>
+          <w:b/>
+          <w:bCs/>
+          <w:sz w:val="22"/>
+          <w:szCs w:val="22"/>
+        </w:rPr>
+        <w:t xml:space="preserve">7 · EMOTIONAL CTA (end on hope)</w:t>
       </w:r>
       <w:r>
         <w:rPr>
@@ -5437,41 +5685,28 @@
     </w:p>
     <w:p>
       <w:pPr>
-        <w:spacing w:after="80"/>
-        <w:ind w:left="240"/>
-      </w:pPr>
-      <w:r>
-        <w:rPr>
-          <w:sz w:val="24"/>
-          <w:szCs w:val="24"/>
-        </w:rPr>
-        <w:t xml:space="preserve">Your heart needs cardio. Your muscles can handle it.</w:t>
-      </w:r>
-    </w:p>
-    <w:p>
-      <w:pPr>
-        <w:spacing w:after="80"/>
-        <w:ind w:left="240"/>
-      </w:pPr>
-      <w:r>
-        <w:rPr>
-          <w:sz w:val="24"/>
-          <w:szCs w:val="24"/>
-        </w:rPr>
-        <w:t xml:space="preserve">Follow. I bust one lifting myth every week.</w:t>
-      </w:r>
-    </w:p>
-    <w:p>
-      <w:pPr>
-        <w:spacing w:after="80"/>
-        <w:ind w:left="240"/>
-      </w:pPr>
-      <w:r>
-        <w:rPr>
-          <w:sz w:val="24"/>
-          <w:szCs w:val="24"/>
-        </w:rPr>
-        <w:t xml:space="preserve">Share this with the friend who hasn't touched a treadmill since he joined the gym.</w:t>
+        <w:spacing w:after="40"/>
+        <w:ind w:left="240"/>
+      </w:pPr>
+      <w:r>
+        <w:rPr>
+          <w:sz w:val="22"/>
+          <w:szCs w:val="22"/>
+        </w:rPr>
+        <w:t xml:space="preserve">You don't have to choose between muscles and a healthy heart.</w:t>
+      </w:r>
+    </w:p>
+    <w:p>
+      <w:pPr>
+        <w:spacing w:after="40"/>
+        <w:ind w:left="240"/>
+      </w:pPr>
+      <w:r>
+        <w:rPr>
+          <w:sz w:val="22"/>
+          <w:szCs w:val="22"/>
+        </w:rPr>
+        <w:t xml:space="preserve">Send this to the friend who hasn't touched a treadmill since he joined the gym.</w:t>
       </w:r>
     </w:p>
     <w:p>
@@ -5685,7 +5920,7 @@
                 <w:sz w:val="20"/>
                 <w:szCs w:val="20"/>
               </w:rPr>
-              <w:t xml:space="preserve">~53 s spoken in English (129 words). Keep the Tamil delivery under 90 s.</w:t>
+              <w:t xml:space="preserve">~50 s spoken in English (121 words). Keep the Tamil delivery under 90 s.</w:t>
             </w:r>
           </w:p>
         </w:tc>
@@ -5751,7 +5986,7 @@
               </w:rPr>
               <w:t xml:space="preserve">  </w:t>
             </w:r>
-            <w:hyperlink w:history="1" r:id="rIdd33ob926lluwcqjsxbiud">
+            <w:hyperlink w:history="1" r:id="rIdfpqqi5fswevofrq5lakip">
               <w:r>
                 <w:rPr>
                   <w:rStyle w:val="Hyperlink"/>
@@ -5769,7 +6004,7 @@
               </w:rPr>
               <w:t xml:space="preserve">   Also: </w:t>
             </w:r>
-            <w:hyperlink w:history="1" r:id="rIdz7cphdrocuif7ehg4tzap">
+            <w:hyperlink w:history="1" r:id="rIdcabekvg57r6q3xqj-hbpq">
               <w:r>
                 <w:rPr>
                   <w:rStyle w:val="Hyperlink"/>
@@ -5788,7 +6023,7 @@
         <w:pBdr>
           <w:bottom w:val="single" w:color="FFE11A" w:sz="6" w:space="1"/>
         </w:pBdr>
-        <w:spacing w:after="80" w:before="200"/>
+        <w:spacing w:after="40" w:before="110"/>
       </w:pPr>
       <w:r>
         <w:rPr>
@@ -5798,16 +6033,16 @@
           <w:sz w:val="20"/>
           <w:szCs w:val="20"/>
         </w:rPr>
-        <w:t xml:space="preserve">0–5s  </w:t>
-      </w:r>
-      <w:r>
-        <w:rPr>
-          <w:b/>
-          <w:bCs/>
-          <w:sz w:val="22"/>
-          <w:szCs w:val="22"/>
-        </w:rPr>
-        <w:t xml:space="preserve">HOOK STACK</w:t>
+        <w:t xml:space="preserve">0–3s  </w:t>
+      </w:r>
+      <w:r>
+        <w:rPr>
+          <w:b/>
+          <w:bCs/>
+          <w:sz w:val="22"/>
+          <w:szCs w:val="22"/>
+        </w:rPr>
+        <w:t xml:space="preserve">1 · HOOK: CURIOSITY</w:t>
       </w:r>
       <w:r>
         <w:rPr>
@@ -5822,7 +6057,7 @@
     </w:p>
     <w:p>
       <w:pPr>
-        <w:spacing w:after="80"/>
+        <w:spacing w:after="40"/>
         <w:ind w:left="240"/>
       </w:pPr>
       <w:r>
@@ -5830,49 +6065,39 @@
           <w:i/>
           <w:iCs/>
           <w:color w:val="6B6B6B"/>
-          <w:sz w:val="19"/>
-          <w:szCs w:val="19"/>
-        </w:rPr>
-        <w:t xml:space="preserve">[Rising SFX, softer than usual. Sincere tone.]</w:t>
-      </w:r>
-    </w:p>
-    <w:p>
-      <w:pPr>
-        <w:spacing w:after="80"/>
-        <w:ind w:left="240"/>
-      </w:pPr>
-      <w:r>
-        <w:rPr>
-          <w:sz w:val="24"/>
-          <w:szCs w:val="24"/>
-        </w:rPr>
-        <w:t xml:space="preserve">Someone at home has sugar?</w:t>
-      </w:r>
-    </w:p>
-    <w:p>
-      <w:pPr>
-        <w:spacing w:after="80"/>
-        <w:ind w:left="240"/>
-      </w:pPr>
-      <w:r>
-        <w:rPr>
-          <w:sz w:val="24"/>
-          <w:szCs w:val="24"/>
-        </w:rPr>
-        <w:t xml:space="preserve">And they've been told: just walk.</w:t>
-      </w:r>
-    </w:p>
-    <w:p>
-      <w:pPr>
-        <w:spacing w:after="80"/>
-        <w:ind w:left="240"/>
-      </w:pPr>
-      <w:r>
-        <w:rPr>
-          <w:sz w:val="24"/>
-          <w:szCs w:val="24"/>
-        </w:rPr>
-        <w:t xml:space="preserve">Walking is good. But they're missing something.</w:t>
+          <w:sz w:val="18"/>
+          <w:szCs w:val="18"/>
+        </w:rPr>
+        <w:t xml:space="preserve">[Rising SFX starts under the first word.]</w:t>
+      </w:r>
+    </w:p>
+    <w:p>
+      <w:pPr>
+        <w:spacing w:after="40"/>
+        <w:ind w:left="240"/>
+      </w:pPr>
+      <w:r>
+        <w:rPr>
+          <w:sz w:val="22"/>
+          <w:szCs w:val="22"/>
+        </w:rPr>
+        <w:t xml:space="preserve">One in nine Indian adults has diabetes.</w:t>
+      </w:r>
+    </w:p>
+    <w:p>
+      <w:pPr>
+        <w:spacing w:after="40"/>
+        <w:ind w:left="240"/>
+      </w:pPr>
+      <w:r>
+        <w:rPr>
+          <w:i/>
+          <w:iCs/>
+          <w:color w:val="6B6B6B"/>
+          <w:sz w:val="18"/>
+          <w:szCs w:val="18"/>
+        </w:rPr>
+        <w:t xml:space="preserve">[Softer rising SFX. Sincere tone throughout.]</w:t>
       </w:r>
     </w:p>
     <w:p>
@@ -5880,7 +6105,7 @@
         <w:pBdr>
           <w:bottom w:val="single" w:color="FFE11A" w:sz="6" w:space="1"/>
         </w:pBdr>
-        <w:spacing w:after="80" w:before="200"/>
+        <w:spacing w:after="40" w:before="110"/>
       </w:pPr>
       <w:r>
         <w:rPr>
@@ -5890,16 +6115,16 @@
           <w:sz w:val="20"/>
           <w:szCs w:val="20"/>
         </w:rPr>
-        <w:t xml:space="preserve">5–7s  </w:t>
-      </w:r>
-      <w:r>
-        <w:rPr>
-          <w:b/>
-          <w:bCs/>
-          <w:sz w:val="22"/>
-          <w:szCs w:val="22"/>
-        </w:rPr>
-        <w:t xml:space="preserve">MEME</w:t>
+        <w:t xml:space="preserve">3–6s  </w:t>
+      </w:r>
+      <w:r>
+        <w:rPr>
+          <w:b/>
+          <w:bCs/>
+          <w:sz w:val="22"/>
+          <w:szCs w:val="22"/>
+        </w:rPr>
+        <w:t xml:space="preserve">1 · HOOK: PATTERN INTERRUPT</w:t>
       </w:r>
       <w:r>
         <w:rPr>
@@ -5914,7 +6139,20 @@
     </w:p>
     <w:p>
       <w:pPr>
-        <w:spacing w:after="80"/>
+        <w:spacing w:after="40"/>
+        <w:ind w:left="240"/>
+      </w:pPr>
+      <w:r>
+        <w:rPr>
+          <w:sz w:val="22"/>
+          <w:szCs w:val="22"/>
+        </w:rPr>
+        <w:t xml:space="preserve">And 'just walk' isn't the whole answer.</w:t>
+      </w:r>
+    </w:p>
+    <w:p>
+      <w:pPr>
+        <w:spacing w:after="40"/>
         <w:ind w:left="240"/>
       </w:pPr>
       <w:r>
@@ -5922,10 +6160,10 @@
           <w:i/>
           <w:iCs/>
           <w:color w:val="6B6B6B"/>
-          <w:sz w:val="19"/>
-          <w:szCs w:val="19"/>
-        </w:rPr>
-        <w:t xml:space="preserve">[MEME (keep it gentle and respectful): a parent waving off exercise advice, family comedy.]</w:t>
+          <w:sz w:val="18"/>
+          <w:szCs w:val="18"/>
+        </w:rPr>
+        <w:t xml:space="preserve">[MEME lands on the turn: a gentle family scene: a parent waving off exercise advice (keep it respectful)]</w:t>
       </w:r>
     </w:p>
     <w:p>
@@ -5933,7 +6171,7 @@
         <w:pBdr>
           <w:bottom w:val="single" w:color="FFE11A" w:sz="6" w:space="1"/>
         </w:pBdr>
-        <w:spacing w:after="80" w:before="200"/>
+        <w:spacing w:after="40" w:before="110"/>
       </w:pPr>
       <w:r>
         <w:rPr>
@@ -5943,16 +6181,16 @@
           <w:sz w:val="20"/>
           <w:szCs w:val="20"/>
         </w:rPr>
-        <w:t xml:space="preserve">7–12s  </w:t>
-      </w:r>
-      <w:r>
-        <w:rPr>
-          <w:b/>
-          <w:bCs/>
-          <w:sz w:val="22"/>
-          <w:szCs w:val="22"/>
-        </w:rPr>
-        <w:t xml:space="preserve">AUTHORITY</w:t>
+        <w:t xml:space="preserve">6–13s  </w:t>
+      </w:r>
+      <w:r>
+        <w:rPr>
+          <w:b/>
+          <w:bCs/>
+          <w:sz w:val="22"/>
+          <w:szCs w:val="22"/>
+        </w:rPr>
+        <w:t xml:space="preserve">2 · VALUE (real info by 13 s)</w:t>
       </w:r>
       <w:r>
         <w:rPr>
@@ -5967,15 +6205,31 @@
     </w:p>
     <w:p>
       <w:pPr>
-        <w:spacing w:after="80"/>
-        <w:ind w:left="240"/>
-      </w:pPr>
-      <w:r>
-        <w:rPr>
-          <w:sz w:val="24"/>
-          <w:szCs w:val="24"/>
-        </w:rPr>
-        <w:t xml:space="preserve">It's World Diabetes Day. Eight years of training, and this is the reel I most want families to see.</w:t>
+        <w:spacing w:after="40"/>
+        <w:ind w:left="240"/>
+      </w:pPr>
+      <w:r>
+        <w:rPr>
+          <w:sz w:val="22"/>
+          <w:szCs w:val="22"/>
+        </w:rPr>
+        <w:t xml:space="preserve">Trials pooled together show strength training lowers HbA1c, the three-month sugar average, by about 0.3 to 0.6 points.</w:t>
+      </w:r>
+    </w:p>
+    <w:p>
+      <w:pPr>
+        <w:spacing w:after="40"/>
+        <w:ind w:left="240"/>
+      </w:pPr>
+      <w:r>
+        <w:rPr>
+          <w:i/>
+          <w:iCs/>
+          <w:color w:val="6B6B6B"/>
+          <w:sz w:val="18"/>
+          <w:szCs w:val="18"/>
+        </w:rPr>
+        <w:t xml:space="preserve">[ON-SCREEN: umbrella review, resistance training &amp; type 2 diabetes; ICMR-INDIAB 2023: 11.4% diabetes]</w:t>
       </w:r>
     </w:p>
     <w:p>
@@ -5983,7 +6237,7 @@
         <w:pBdr>
           <w:bottom w:val="single" w:color="FFE11A" w:sz="6" w:space="1"/>
         </w:pBdr>
-        <w:spacing w:after="80" w:before="200"/>
+        <w:spacing w:after="40" w:before="110"/>
       </w:pPr>
       <w:r>
         <w:rPr>
@@ -5993,100 +6247,29 @@
           <w:sz w:val="20"/>
           <w:szCs w:val="20"/>
         </w:rPr>
-        <w:t xml:space="preserve">12–50s  </w:t>
-      </w:r>
-      <w:r>
-        <w:rPr>
-          <w:b/>
-          <w:bCs/>
-          <w:sz w:val="22"/>
-          <w:szCs w:val="22"/>
-        </w:rPr>
-        <w:t xml:space="preserve">THE FACTS</w:t>
-      </w:r>
-    </w:p>
-    <w:p>
-      <w:pPr>
-        <w:spacing w:after="80"/>
-        <w:ind w:left="240"/>
-      </w:pPr>
-      <w:r>
-        <w:rPr>
-          <w:sz w:val="24"/>
-          <w:szCs w:val="24"/>
-        </w:rPr>
-        <w:t xml:space="preserve">In India, about 1 in 9 adults has diabetes, and about 1 in 7 has prediabetes.</w:t>
-      </w:r>
-    </w:p>
-    <w:p>
-      <w:pPr>
-        <w:spacing w:after="80"/>
-        <w:ind w:left="240"/>
-      </w:pPr>
-      <w:r>
-        <w:rPr>
-          <w:i/>
-          <w:iCs/>
-          <w:color w:val="6B6B6B"/>
-          <w:sz w:val="19"/>
-          <w:szCs w:val="19"/>
-        </w:rPr>
-        <w:t xml:space="preserve">[ON-SCREEN: ICMR-INDIAB study, 2023: 11.4% diabetes, 15.3% prediabetes]</w:t>
-      </w:r>
-    </w:p>
-    <w:p>
-      <w:pPr>
-        <w:spacing w:after="80"/>
-        <w:ind w:left="240"/>
-      </w:pPr>
-      <w:r>
-        <w:rPr>
-          <w:sz w:val="24"/>
-          <w:szCs w:val="24"/>
-        </w:rPr>
-        <w:t xml:space="preserve">Research pooling many trials found that strength training lowers HbA1c, the three-month sugar average, by about 0.3 to 0.6 points.</w:t>
-      </w:r>
-    </w:p>
-    <w:p>
-      <w:pPr>
-        <w:spacing w:after="80"/>
-        <w:ind w:left="240"/>
-      </w:pPr>
-      <w:r>
-        <w:rPr>
-          <w:i/>
-          <w:iCs/>
-          <w:color w:val="6B6B6B"/>
-          <w:sz w:val="19"/>
-          <w:szCs w:val="19"/>
-        </w:rPr>
-        <w:t xml:space="preserve">[ON-SCREEN: umbrella review, resistance training &amp; type 2 diabetes]</w:t>
-      </w:r>
-    </w:p>
-    <w:p>
-      <w:pPr>
-        <w:spacing w:after="80"/>
-        <w:ind w:left="240"/>
-      </w:pPr>
-      <w:r>
-        <w:rPr>
-          <w:sz w:val="24"/>
-          <w:szCs w:val="24"/>
-        </w:rPr>
-        <w:t xml:space="preserve">So should they lift heavy from tomorrow? No.</w:t>
-      </w:r>
-    </w:p>
-    <w:p>
-      <w:pPr>
-        <w:spacing w:after="80"/>
-        <w:ind w:left="240"/>
-      </w:pPr>
-      <w:r>
-        <w:rPr>
-          <w:sz w:val="24"/>
-          <w:szCs w:val="24"/>
-        </w:rPr>
-        <w:t xml:space="preserve">Start simple: chair squats, wall push-ups, resistance bands. Twice a week. With their doctor's okay.</w:t>
+        <w:t xml:space="preserve">13–22s  </w:t>
+      </w:r>
+      <w:r>
+        <w:rPr>
+          <w:b/>
+          <w:bCs/>
+          <w:sz w:val="22"/>
+          <w:szCs w:val="22"/>
+        </w:rPr>
+        <w:t xml:space="preserve">3 · FIRST PROBLEM</w:t>
+      </w:r>
+    </w:p>
+    <w:p>
+      <w:pPr>
+        <w:spacing w:after="40"/>
+        <w:ind w:left="240"/>
+      </w:pPr>
+      <w:r>
+        <w:rPr>
+          <w:sz w:val="22"/>
+          <w:szCs w:val="22"/>
+        </w:rPr>
+        <w:t xml:space="preserve">Problem: many parents think weights are dangerous at their age.</w:t>
       </w:r>
     </w:p>
     <w:p>
@@ -6094,7 +6277,7 @@
         <w:pBdr>
           <w:bottom w:val="single" w:color="FFE11A" w:sz="6" w:space="1"/>
         </w:pBdr>
-        <w:spacing w:after="80" w:before="200"/>
+        <w:spacing w:after="40" w:before="110"/>
       </w:pPr>
       <w:r>
         <w:rPr>
@@ -6104,16 +6287,165 @@
           <w:sz w:val="20"/>
           <w:szCs w:val="20"/>
         </w:rPr>
-        <w:t xml:space="preserve">50–70s  </w:t>
-      </w:r>
-      <w:r>
-        <w:rPr>
-          <w:b/>
-          <w:bCs/>
-          <w:sz w:val="22"/>
-          <w:szCs w:val="22"/>
-        </w:rPr>
-        <w:t xml:space="preserve">CLOSE + SHARE</w:t>
+        <w:t xml:space="preserve">22–30s  </w:t>
+      </w:r>
+      <w:r>
+        <w:rPr>
+          <w:b/>
+          <w:bCs/>
+          <w:sz w:val="22"/>
+          <w:szCs w:val="22"/>
+        </w:rPr>
+        <w:t xml:space="preserve">4 · FALSE RELIEF (half the fix)</w:t>
+      </w:r>
+    </w:p>
+    <w:p>
+      <w:pPr>
+        <w:spacing w:after="40"/>
+        <w:ind w:left="240"/>
+      </w:pPr>
+      <w:r>
+        <w:rPr>
+          <w:sz w:val="22"/>
+          <w:szCs w:val="22"/>
+        </w:rPr>
+        <w:t xml:space="preserve">So start light. Chair squats, wall push-ups, resistance bands.</w:t>
+      </w:r>
+    </w:p>
+    <w:p>
+      <w:pPr>
+        <w:pBdr>
+          <w:bottom w:val="single" w:color="FFE11A" w:sz="6" w:space="1"/>
+        </w:pBdr>
+        <w:spacing w:after="40" w:before="110"/>
+      </w:pPr>
+      <w:r>
+        <w:rPr>
+          <w:b/>
+          <w:bCs/>
+          <w:color w:val="6B6B6B"/>
+          <w:sz w:val="20"/>
+          <w:szCs w:val="20"/>
+        </w:rPr>
+        <w:t xml:space="preserve">30–40s  </w:t>
+      </w:r>
+      <w:r>
+        <w:rPr>
+          <w:b/>
+          <w:bCs/>
+          <w:sz w:val="22"/>
+          <w:szCs w:val="22"/>
+        </w:rPr>
+        <w:t xml:space="preserve">5 · SECOND, BIGGER PROBLEM</w:t>
+      </w:r>
+    </w:p>
+    <w:p>
+      <w:pPr>
+        <w:spacing w:after="40"/>
+        <w:ind w:left="240"/>
+      </w:pPr>
+      <w:r>
+        <w:rPr>
+          <w:sz w:val="22"/>
+          <w:szCs w:val="22"/>
+        </w:rPr>
+        <w:t xml:space="preserve">The bigger problem: about one in seven adults already has prediabetes. A lot of our parents are close to the edge.</w:t>
+      </w:r>
+    </w:p>
+    <w:p>
+      <w:pPr>
+        <w:spacing w:after="40"/>
+        <w:ind w:left="240"/>
+      </w:pPr>
+      <w:r>
+        <w:rPr>
+          <w:i/>
+          <w:iCs/>
+          <w:color w:val="6B6B6B"/>
+          <w:sz w:val="18"/>
+          <w:szCs w:val="18"/>
+        </w:rPr>
+        <w:t xml:space="preserve">[ON-SCREEN: ICMR-INDIAB 2023: 15.3% prediabetes]</w:t>
+      </w:r>
+    </w:p>
+    <w:p>
+      <w:pPr>
+        <w:pBdr>
+          <w:bottom w:val="single" w:color="FFE11A" w:sz="6" w:space="1"/>
+        </w:pBdr>
+        <w:spacing w:after="40" w:before="110"/>
+      </w:pPr>
+      <w:r>
+        <w:rPr>
+          <w:b/>
+          <w:bCs/>
+          <w:color w:val="6B6B6B"/>
+          <w:sz w:val="20"/>
+          <w:szCs w:val="20"/>
+        </w:rPr>
+        <w:t xml:space="preserve">40–55s  </w:t>
+      </w:r>
+      <w:r>
+        <w:rPr>
+          <w:b/>
+          <w:bCs/>
+          <w:sz w:val="22"/>
+          <w:szCs w:val="22"/>
+        </w:rPr>
+        <w:t xml:space="preserve">6 · SOLUTION (close every loop)</w:t>
+      </w:r>
+    </w:p>
+    <w:p>
+      <w:pPr>
+        <w:spacing w:after="40"/>
+        <w:ind w:left="240"/>
+      </w:pPr>
+      <w:r>
+        <w:rPr>
+          <w:sz w:val="22"/>
+          <w:szCs w:val="22"/>
+        </w:rPr>
+        <w:t xml:space="preserve">So: twice a week, with their doctor's okay, add simple strength work to their walks.</w:t>
+      </w:r>
+    </w:p>
+    <w:p>
+      <w:pPr>
+        <w:spacing w:after="40"/>
+        <w:ind w:left="240"/>
+      </w:pPr>
+      <w:r>
+        <w:rPr>
+          <w:sz w:val="22"/>
+          <w:szCs w:val="22"/>
+        </w:rPr>
+        <w:t xml:space="preserve">Walking plus strength. Not walking instead of strength.</w:t>
+      </w:r>
+    </w:p>
+    <w:p>
+      <w:pPr>
+        <w:pBdr>
+          <w:bottom w:val="single" w:color="FFE11A" w:sz="6" w:space="1"/>
+        </w:pBdr>
+        <w:spacing w:after="40" w:before="110"/>
+      </w:pPr>
+      <w:r>
+        <w:rPr>
+          <w:b/>
+          <w:bCs/>
+          <w:color w:val="6B6B6B"/>
+          <w:sz w:val="20"/>
+          <w:szCs w:val="20"/>
+        </w:rPr>
+        <w:t xml:space="preserve">55–72s  </w:t>
+      </w:r>
+      <w:r>
+        <w:rPr>
+          <w:b/>
+          <w:bCs/>
+          <w:sz w:val="22"/>
+          <w:szCs w:val="22"/>
+        </w:rPr>
+        <w:t xml:space="preserve">7 · EMOTIONAL CTA (end on hope)</w:t>
       </w:r>
       <w:r>
         <w:rPr>
@@ -6128,41 +6460,28 @@
     </w:p>
     <w:p>
       <w:pPr>
-        <w:spacing w:after="80"/>
-        <w:ind w:left="240"/>
-      </w:pPr>
-      <w:r>
-        <w:rPr>
-          <w:sz w:val="24"/>
-          <w:szCs w:val="24"/>
-        </w:rPr>
-        <w:t xml:space="preserve">Walking plus strength. Not walking instead of strength.</w:t>
-      </w:r>
-    </w:p>
-    <w:p>
-      <w:pPr>
-        <w:spacing w:after="80"/>
-        <w:ind w:left="240"/>
-      </w:pPr>
-      <w:r>
-        <w:rPr>
-          <w:sz w:val="24"/>
-          <w:szCs w:val="24"/>
-        </w:rPr>
-        <w:t xml:space="preserve">Follow for fitness that helps your whole family.</w:t>
-      </w:r>
-    </w:p>
-    <w:p>
-      <w:pPr>
-        <w:spacing w:after="80"/>
-        <w:ind w:left="240"/>
-      </w:pPr>
-      <w:r>
-        <w:rPr>
-          <w:sz w:val="24"/>
-          <w:szCs w:val="24"/>
-        </w:rPr>
-        <w:t xml:space="preserve">Share this to your family WhatsApp group. One reel could start the habit that changes their numbers.</w:t>
+        <w:spacing w:after="40"/>
+        <w:ind w:left="240"/>
+      </w:pPr>
+      <w:r>
+        <w:rPr>
+          <w:sz w:val="22"/>
+          <w:szCs w:val="22"/>
+        </w:rPr>
+        <w:t xml:space="preserve">It's never too late to get stronger. Today is World Diabetes Day.</w:t>
+      </w:r>
+    </w:p>
+    <w:p>
+      <w:pPr>
+        <w:spacing w:after="40"/>
+        <w:ind w:left="240"/>
+      </w:pPr>
+      <w:r>
+        <w:rPr>
+          <w:sz w:val="22"/>
+          <w:szCs w:val="22"/>
+        </w:rPr>
+        <w:t xml:space="preserve">Send this to your family WhatsApp group. It could be the nudge they need.</w:t>
       </w:r>
     </w:p>
     <w:p>
@@ -6376,7 +6695,7 @@
                 <w:sz w:val="20"/>
                 <w:szCs w:val="20"/>
               </w:rPr>
-              <w:t xml:space="preserve">~58 s spoken in English (143 words). Keep the Tamil delivery under 90 s.</w:t>
+              <w:t xml:space="preserve">~53 s spoken in English (130 words). Keep the Tamil delivery under 90 s.</w:t>
             </w:r>
           </w:p>
         </w:tc>
@@ -6442,7 +6761,7 @@
               </w:rPr>
               <w:t xml:space="preserve">  </w:t>
             </w:r>
-            <w:hyperlink w:history="1" r:id="rIdtevrx2tx0t8ourvblm3ys">
+            <w:hyperlink w:history="1" r:id="rIdybqyctrrnvmkrpntnhvwx">
               <w:r>
                 <w:rPr>
                   <w:rStyle w:val="Hyperlink"/>
@@ -6461,7 +6780,7 @@
         <w:pBdr>
           <w:bottom w:val="single" w:color="FFE11A" w:sz="6" w:space="1"/>
         </w:pBdr>
-        <w:spacing w:after="80" w:before="200"/>
+        <w:spacing w:after="40" w:before="110"/>
       </w:pPr>
       <w:r>
         <w:rPr>
@@ -6471,16 +6790,16 @@
           <w:sz w:val="20"/>
           <w:szCs w:val="20"/>
         </w:rPr>
-        <w:t xml:space="preserve">0–5s  </w:t>
-      </w:r>
-      <w:r>
-        <w:rPr>
-          <w:b/>
-          <w:bCs/>
-          <w:sz w:val="22"/>
-          <w:szCs w:val="22"/>
-        </w:rPr>
-        <w:t xml:space="preserve">HOOK STACK</w:t>
+        <w:t xml:space="preserve">0–3s  </w:t>
+      </w:r>
+      <w:r>
+        <w:rPr>
+          <w:b/>
+          <w:bCs/>
+          <w:sz w:val="22"/>
+          <w:szCs w:val="22"/>
+        </w:rPr>
+        <w:t xml:space="preserve">1 · HOOK: CURIOSITY</w:t>
       </w:r>
       <w:r>
         <w:rPr>
@@ -6495,7 +6814,7 @@
     </w:p>
     <w:p>
       <w:pPr>
-        <w:spacing w:after="80"/>
+        <w:spacing w:after="40"/>
         <w:ind w:left="240"/>
       </w:pPr>
       <w:r>
@@ -6503,49 +6822,23 @@
           <w:i/>
           <w:iCs/>
           <w:color w:val="6B6B6B"/>
-          <w:sz w:val="19"/>
-          <w:szCs w:val="19"/>
-        </w:rPr>
-        <w:t xml:space="preserve">[Rising SFX.]</w:t>
-      </w:r>
-    </w:p>
-    <w:p>
-      <w:pPr>
-        <w:spacing w:after="80"/>
-        <w:ind w:left="240"/>
-      </w:pPr>
-      <w:r>
-        <w:rPr>
-          <w:sz w:val="24"/>
-          <w:szCs w:val="24"/>
+          <w:sz w:val="18"/>
+          <w:szCs w:val="18"/>
+        </w:rPr>
+        <w:t xml:space="preserve">[Rising SFX starts under the first word.]</w:t>
+      </w:r>
+    </w:p>
+    <w:p>
+      <w:pPr>
+        <w:spacing w:after="40"/>
+        <w:ind w:left="240"/>
+      </w:pPr>
+      <w:r>
+        <w:rPr>
+          <w:sz w:val="22"/>
+          <w:szCs w:val="22"/>
         </w:rPr>
         <w:t xml:space="preserve">Rice saapta thoppai varum.</w:t>
-      </w:r>
-    </w:p>
-    <w:p>
-      <w:pPr>
-        <w:spacing w:after="80"/>
-        <w:ind w:left="240"/>
-      </w:pPr>
-      <w:r>
-        <w:rPr>
-          <w:sz w:val="24"/>
-          <w:szCs w:val="24"/>
-        </w:rPr>
-        <w:t xml:space="preserve">Every diet plan starts with: stop rice.</w:t>
-      </w:r>
-    </w:p>
-    <w:p>
-      <w:pPr>
-        <w:spacing w:after="80"/>
-        <w:ind w:left="240"/>
-      </w:pPr>
-      <w:r>
-        <w:rPr>
-          <w:sz w:val="24"/>
-          <w:szCs w:val="24"/>
-        </w:rPr>
-        <w:t xml:space="preserve">But your paati never counted carbs.</w:t>
       </w:r>
     </w:p>
     <w:p>
@@ -6553,7 +6846,7 @@
         <w:pBdr>
           <w:bottom w:val="single" w:color="FFE11A" w:sz="6" w:space="1"/>
         </w:pBdr>
-        <w:spacing w:after="80" w:before="200"/>
+        <w:spacing w:after="40" w:before="110"/>
       </w:pPr>
       <w:r>
         <w:rPr>
@@ -6563,16 +6856,16 @@
           <w:sz w:val="20"/>
           <w:szCs w:val="20"/>
         </w:rPr>
-        <w:t xml:space="preserve">5–7s  </w:t>
-      </w:r>
-      <w:r>
-        <w:rPr>
-          <w:b/>
-          <w:bCs/>
-          <w:sz w:val="22"/>
-          <w:szCs w:val="22"/>
-        </w:rPr>
-        <w:t xml:space="preserve">MEME</w:t>
+        <w:t xml:space="preserve">3–6s  </w:t>
+      </w:r>
+      <w:r>
+        <w:rPr>
+          <w:b/>
+          <w:bCs/>
+          <w:sz w:val="22"/>
+          <w:szCs w:val="22"/>
+        </w:rPr>
+        <w:t xml:space="preserve">1 · HOOK: PATTERN INTERRUPT</w:t>
       </w:r>
       <w:r>
         <w:rPr>
@@ -6587,7 +6880,20 @@
     </w:p>
     <w:p>
       <w:pPr>
-        <w:spacing w:after="80"/>
+        <w:spacing w:after="40"/>
+        <w:ind w:left="240"/>
+      </w:pPr>
+      <w:r>
+        <w:rPr>
+          <w:sz w:val="22"/>
+          <w:szCs w:val="22"/>
+        </w:rPr>
+        <w:t xml:space="preserve">A year-long trial says cutting carbs isn't the magic.</w:t>
+      </w:r>
+    </w:p>
+    <w:p>
+      <w:pPr>
+        <w:spacing w:after="40"/>
         <w:ind w:left="240"/>
       </w:pPr>
       <w:r>
@@ -6595,10 +6901,10 @@
           <w:i/>
           <w:iCs/>
           <w:color w:val="6B6B6B"/>
-          <w:sz w:val="19"/>
-          <w:szCs w:val="19"/>
-        </w:rPr>
-        <w:t xml:space="preserve">[MEME: grandmother serving another ladle of rice, comedy.]</w:t>
+          <w:sz w:val="18"/>
+          <w:szCs w:val="18"/>
+        </w:rPr>
+        <w:t xml:space="preserve">[MEME lands on the turn: a grandmother serving another ladle of rice]</w:t>
       </w:r>
     </w:p>
     <w:p>
@@ -6606,7 +6912,7 @@
         <w:pBdr>
           <w:bottom w:val="single" w:color="FFE11A" w:sz="6" w:space="1"/>
         </w:pBdr>
-        <w:spacing w:after="80" w:before="200"/>
+        <w:spacing w:after="40" w:before="110"/>
       </w:pPr>
       <w:r>
         <w:rPr>
@@ -6616,16 +6922,16 @@
           <w:sz w:val="20"/>
           <w:szCs w:val="20"/>
         </w:rPr>
-        <w:t xml:space="preserve">7–12s  </w:t>
-      </w:r>
-      <w:r>
-        <w:rPr>
-          <w:b/>
-          <w:bCs/>
-          <w:sz w:val="22"/>
-          <w:szCs w:val="22"/>
-        </w:rPr>
-        <w:t xml:space="preserve">AUTHORITY</w:t>
+        <w:t xml:space="preserve">6–13s  </w:t>
+      </w:r>
+      <w:r>
+        <w:rPr>
+          <w:b/>
+          <w:bCs/>
+          <w:sz w:val="22"/>
+          <w:szCs w:val="22"/>
+        </w:rPr>
+        <w:t xml:space="preserve">2 · VALUE (real info by 13 s)</w:t>
       </w:r>
       <w:r>
         <w:rPr>
@@ -6640,15 +6946,31 @@
     </w:p>
     <w:p>
       <w:pPr>
-        <w:spacing w:after="80"/>
-        <w:ind w:left="240"/>
-      </w:pPr>
-      <w:r>
-        <w:rPr>
-          <w:sz w:val="24"/>
-          <w:szCs w:val="24"/>
-        </w:rPr>
-        <w:t xml:space="preserve">Eight years in the gym and years of tracking calories. Here's the science.</w:t>
+        <w:spacing w:after="40"/>
+        <w:ind w:left="240"/>
+      </w:pPr>
+      <w:r>
+        <w:rPr>
+          <w:sz w:val="22"/>
+          <w:szCs w:val="22"/>
+        </w:rPr>
+        <w:t xml:space="preserve">609 adults, one full year. Healthy low-carb lost about 6 kilos. Healthy low-fat about 5.3. No significant difference.</w:t>
+      </w:r>
+    </w:p>
+    <w:p>
+      <w:pPr>
+        <w:spacing w:after="40"/>
+        <w:ind w:left="240"/>
+      </w:pPr>
+      <w:r>
+        <w:rPr>
+          <w:i/>
+          <w:iCs/>
+          <w:color w:val="6B6B6B"/>
+          <w:sz w:val="18"/>
+          <w:szCs w:val="18"/>
+        </w:rPr>
+        <w:t xml:space="preserve">[ON-SCREEN: DIETFITS, JAMA 2018]</w:t>
       </w:r>
     </w:p>
     <w:p>
@@ -6656,7 +6978,7 @@
         <w:pBdr>
           <w:bottom w:val="single" w:color="FFE11A" w:sz="6" w:space="1"/>
         </w:pBdr>
-        <w:spacing w:after="80" w:before="200"/>
+        <w:spacing w:after="40" w:before="110"/>
       </w:pPr>
       <w:r>
         <w:rPr>
@@ -6666,97 +6988,29 @@
           <w:sz w:val="20"/>
           <w:szCs w:val="20"/>
         </w:rPr>
-        <w:t xml:space="preserve">12–50s  </w:t>
-      </w:r>
-      <w:r>
-        <w:rPr>
-          <w:b/>
-          <w:bCs/>
-          <w:sz w:val="22"/>
-          <w:szCs w:val="22"/>
-        </w:rPr>
-        <w:t xml:space="preserve">THE STUDY</w:t>
-      </w:r>
-    </w:p>
-    <w:p>
-      <w:pPr>
-        <w:spacing w:after="80"/>
-        <w:ind w:left="240"/>
-      </w:pPr>
-      <w:r>
-        <w:rPr>
-          <w:sz w:val="24"/>
-          <w:szCs w:val="24"/>
-        </w:rPr>
-        <w:t xml:space="preserve">A big trial put 609 adults on either a healthy low-carb or a healthy low-fat diet for a full year.</w:t>
-      </w:r>
-    </w:p>
-    <w:p>
-      <w:pPr>
-        <w:spacing w:after="80"/>
-        <w:ind w:left="240"/>
-      </w:pPr>
-      <w:r>
-        <w:rPr>
-          <w:i/>
-          <w:iCs/>
-          <w:color w:val="6B6B6B"/>
-          <w:sz w:val="19"/>
-          <w:szCs w:val="19"/>
-        </w:rPr>
-        <w:t xml:space="preserve">[ON-SCREEN: DIETFITS, JAMA 2018]</w:t>
-      </w:r>
-    </w:p>
-    <w:p>
-      <w:pPr>
-        <w:spacing w:after="80"/>
-        <w:ind w:left="240"/>
-      </w:pPr>
-      <w:r>
-        <w:rPr>
-          <w:sz w:val="24"/>
-          <w:szCs w:val="24"/>
-        </w:rPr>
-        <w:t xml:space="preserve">Low-carb lost about 6 kg. Low-fat about 5.3. No significant difference.</w:t>
-      </w:r>
-    </w:p>
-    <w:p>
-      <w:pPr>
-        <w:spacing w:after="80"/>
-        <w:ind w:left="240"/>
-      </w:pPr>
-      <w:r>
-        <w:rPr>
-          <w:sz w:val="24"/>
-          <w:szCs w:val="24"/>
-        </w:rPr>
-        <w:t xml:space="preserve">So rice is unlimited? No.</w:t>
-      </w:r>
-    </w:p>
-    <w:p>
-      <w:pPr>
-        <w:spacing w:after="80"/>
-        <w:ind w:left="240"/>
-      </w:pPr>
-      <w:r>
-        <w:rPr>
-          <w:sz w:val="24"/>
-          <w:szCs w:val="24"/>
-        </w:rPr>
-        <w:t xml:space="preserve">What decides fat loss is total calories. Rice is just easy to overeat because it's the base of the plate.</w:t>
-      </w:r>
-    </w:p>
-    <w:p>
-      <w:pPr>
-        <w:spacing w:after="80"/>
-        <w:ind w:left="240"/>
-      </w:pPr>
-      <w:r>
-        <w:rPr>
-          <w:sz w:val="24"/>
-          <w:szCs w:val="24"/>
-        </w:rPr>
-        <w:t xml:space="preserve">Fix the plate: half vegetables, a solid protein like dal, curd, egg, chicken or fish, and one measured cup of rice.</w:t>
+        <w:t xml:space="preserve">13–22s  </w:t>
+      </w:r>
+      <w:r>
+        <w:rPr>
+          <w:b/>
+          <w:bCs/>
+          <w:sz w:val="22"/>
+          <w:szCs w:val="22"/>
+        </w:rPr>
+        <w:t xml:space="preserve">3 · FIRST PROBLEM</w:t>
+      </w:r>
+    </w:p>
+    <w:p>
+      <w:pPr>
+        <w:spacing w:after="40"/>
+        <w:ind w:left="240"/>
+      </w:pPr>
+      <w:r>
+        <w:rPr>
+          <w:sz w:val="22"/>
+          <w:szCs w:val="22"/>
+        </w:rPr>
+        <w:t xml:space="preserve">Problem: then why did cutting rice work for your cousin?</w:t>
       </w:r>
     </w:p>
     <w:p>
@@ -6764,7 +7018,7 @@
         <w:pBdr>
           <w:bottom w:val="single" w:color="FFE11A" w:sz="6" w:space="1"/>
         </w:pBdr>
-        <w:spacing w:after="80" w:before="200"/>
+        <w:spacing w:after="40" w:before="110"/>
       </w:pPr>
       <w:r>
         <w:rPr>
@@ -6774,16 +7028,136 @@
           <w:sz w:val="20"/>
           <w:szCs w:val="20"/>
         </w:rPr>
-        <w:t xml:space="preserve">50–68s  </w:t>
-      </w:r>
-      <w:r>
-        <w:rPr>
-          <w:b/>
-          <w:bCs/>
-          <w:sz w:val="22"/>
-          <w:szCs w:val="22"/>
-        </w:rPr>
-        <w:t xml:space="preserve">CLOSE + SHARE</w:t>
+        <w:t xml:space="preserve">22–30s  </w:t>
+      </w:r>
+      <w:r>
+        <w:rPr>
+          <w:b/>
+          <w:bCs/>
+          <w:sz w:val="22"/>
+          <w:szCs w:val="22"/>
+        </w:rPr>
+        <w:t xml:space="preserve">4 · FALSE RELIEF (half the fix)</w:t>
+      </w:r>
+    </w:p>
+    <w:p>
+      <w:pPr>
+        <w:spacing w:after="40"/>
+        <w:ind w:left="240"/>
+      </w:pPr>
+      <w:r>
+        <w:rPr>
+          <w:sz w:val="22"/>
+          <w:szCs w:val="22"/>
+        </w:rPr>
+        <w:t xml:space="preserve">Because cutting anything big from your plate cuts calories.</w:t>
+      </w:r>
+    </w:p>
+    <w:p>
+      <w:pPr>
+        <w:pBdr>
+          <w:bottom w:val="single" w:color="FFE11A" w:sz="6" w:space="1"/>
+        </w:pBdr>
+        <w:spacing w:after="40" w:before="110"/>
+      </w:pPr>
+      <w:r>
+        <w:rPr>
+          <w:b/>
+          <w:bCs/>
+          <w:color w:val="6B6B6B"/>
+          <w:sz w:val="20"/>
+          <w:szCs w:val="20"/>
+        </w:rPr>
+        <w:t xml:space="preserve">30–40s  </w:t>
+      </w:r>
+      <w:r>
+        <w:rPr>
+          <w:b/>
+          <w:bCs/>
+          <w:sz w:val="22"/>
+          <w:szCs w:val="22"/>
+        </w:rPr>
+        <w:t xml:space="preserve">5 · SECOND, BIGGER PROBLEM</w:t>
+      </w:r>
+    </w:p>
+    <w:p>
+      <w:pPr>
+        <w:spacing w:after="40"/>
+        <w:ind w:left="240"/>
+      </w:pPr>
+      <w:r>
+        <w:rPr>
+          <w:sz w:val="22"/>
+          <w:szCs w:val="22"/>
+        </w:rPr>
+        <w:t xml:space="preserve">The bigger problem: cutting rice forever is hard to stick to in a Tamil home. And when rice comes back, the weight can come back too.</w:t>
+      </w:r>
+    </w:p>
+    <w:p>
+      <w:pPr>
+        <w:pBdr>
+          <w:bottom w:val="single" w:color="FFE11A" w:sz="6" w:space="1"/>
+        </w:pBdr>
+        <w:spacing w:after="40" w:before="110"/>
+      </w:pPr>
+      <w:r>
+        <w:rPr>
+          <w:b/>
+          <w:bCs/>
+          <w:color w:val="6B6B6B"/>
+          <w:sz w:val="20"/>
+          <w:szCs w:val="20"/>
+        </w:rPr>
+        <w:t xml:space="preserve">40–55s  </w:t>
+      </w:r>
+      <w:r>
+        <w:rPr>
+          <w:b/>
+          <w:bCs/>
+          <w:sz w:val="22"/>
+          <w:szCs w:val="22"/>
+        </w:rPr>
+        <w:t xml:space="preserve">6 · SOLUTION (close every loop)</w:t>
+      </w:r>
+    </w:p>
+    <w:p>
+      <w:pPr>
+        <w:spacing w:after="40"/>
+        <w:ind w:left="240"/>
+      </w:pPr>
+      <w:r>
+        <w:rPr>
+          <w:sz w:val="22"/>
+          <w:szCs w:val="22"/>
+        </w:rPr>
+        <w:t xml:space="preserve">So keep rice and fix the plate. Half vegetables. A solid protein like dal, curd, egg, chicken or fish. And one measured cup of rice.</w:t>
+      </w:r>
+    </w:p>
+    <w:p>
+      <w:pPr>
+        <w:pBdr>
+          <w:bottom w:val="single" w:color="FFE11A" w:sz="6" w:space="1"/>
+        </w:pBdr>
+        <w:spacing w:after="40" w:before="110"/>
+      </w:pPr>
+      <w:r>
+        <w:rPr>
+          <w:b/>
+          <w:bCs/>
+          <w:color w:val="6B6B6B"/>
+          <w:sz w:val="20"/>
+          <w:szCs w:val="20"/>
+        </w:rPr>
+        <w:t xml:space="preserve">55–72s  </w:t>
+      </w:r>
+      <w:r>
+        <w:rPr>
+          <w:b/>
+          <w:bCs/>
+          <w:sz w:val="22"/>
+          <w:szCs w:val="22"/>
+        </w:rPr>
+        <w:t xml:space="preserve">7 · EMOTIONAL CTA (end on hope)</w:t>
       </w:r>
       <w:r>
         <w:rPr>
@@ -6798,41 +7172,28 @@
     </w:p>
     <w:p>
       <w:pPr>
-        <w:spacing w:after="80"/>
-        <w:ind w:left="240"/>
-      </w:pPr>
-      <w:r>
-        <w:rPr>
-          <w:sz w:val="24"/>
-          <w:szCs w:val="24"/>
-        </w:rPr>
-        <w:t xml:space="preserve">You don't have to give up your food culture to lose fat.</w:t>
-      </w:r>
-    </w:p>
-    <w:p>
-      <w:pPr>
-        <w:spacing w:after="80"/>
-        <w:ind w:left="240"/>
-      </w:pPr>
-      <w:r>
-        <w:rPr>
-          <w:sz w:val="24"/>
-          <w:szCs w:val="24"/>
-        </w:rPr>
-        <w:t xml:space="preserve">Follow me. I make science fit Tamil food.</w:t>
-      </w:r>
-    </w:p>
-    <w:p>
-      <w:pPr>
-        <w:spacing w:after="80"/>
-        <w:ind w:left="240"/>
-      </w:pPr>
-      <w:r>
-        <w:rPr>
-          <w:sz w:val="24"/>
-          <w:szCs w:val="24"/>
-        </w:rPr>
-        <w:t xml:space="preserve">Share this with the friend who replaced rice with sad oats. Let them eat in peace.</w:t>
+        <w:spacing w:after="40"/>
+        <w:ind w:left="240"/>
+      </w:pPr>
+      <w:r>
+        <w:rPr>
+          <w:sz w:val="22"/>
+          <w:szCs w:val="22"/>
+        </w:rPr>
+        <w:t xml:space="preserve">You don't have to give up your food culture to change your body.</w:t>
+      </w:r>
+    </w:p>
+    <w:p>
+      <w:pPr>
+        <w:spacing w:after="40"/>
+        <w:ind w:left="240"/>
+      </w:pPr>
+      <w:r>
+        <w:rPr>
+          <w:sz w:val="22"/>
+          <w:szCs w:val="22"/>
+        </w:rPr>
+        <w:t xml:space="preserve">Send this to the friend who replaced rice with sad oats. Let them eat in peace.</w:t>
       </w:r>
     </w:p>
     <w:sectPr>
